--- a/ASSIGNMENT/Assignment_No06.docx
+++ b/ASSIGNMENT/Assignment_No06.docx
@@ -1,6 +1,6 @@
 
 <file path=word/document.xml><?xml version="1.0" encoding="utf-8"?>
-<w:document xmlns:ve="http://schemas.openxmlformats.org/markup-compatibility/2006" xmlns:o="urn:schemas-microsoft-com:office:office" xmlns:r="http://schemas.openxmlformats.org/officeDocument/2006/relationships" xmlns:m="http://schemas.openxmlformats.org/officeDocument/2006/math" xmlns:v="urn:schemas-microsoft-com:vml" xmlns:wp="http://schemas.openxmlformats.org/drawingml/2006/wordprocessingDrawing" xmlns:w10="urn:schemas-microsoft-com:office:word" xmlns:w="http://schemas.openxmlformats.org/wordprocessingml/2006/main" xmlns:wne="http://schemas.microsoft.com/office/word/2006/wordml">
+<w:document xmlns:wpc="http://schemas.microsoft.com/office/word/2010/wordprocessingCanvas" xmlns:cx="http://schemas.microsoft.com/office/drawing/2014/chartex" xmlns:cx1="http://schemas.microsoft.com/office/drawing/2015/9/8/chartex" xmlns:cx2="http://schemas.microsoft.com/office/drawing/2015/10/21/chartex" xmlns:cx3="http://schemas.microsoft.com/office/drawing/2016/5/9/chartex" xmlns:cx4="http://schemas.microsoft.com/office/drawing/2016/5/10/chartex" xmlns:cx5="http://schemas.microsoft.com/office/drawing/2016/5/11/chartex" xmlns:cx6="http://schemas.microsoft.com/office/drawing/2016/5/12/chartex" xmlns:cx7="http://schemas.microsoft.com/office/drawing/2016/5/13/chartex" xmlns:cx8="http://schemas.microsoft.com/office/drawing/2016/5/14/chartex" xmlns:mc="http://schemas.openxmlformats.org/markup-compatibility/2006" xmlns:aink="http://schemas.microsoft.com/office/drawing/2016/ink" xmlns:am3d="http://schemas.microsoft.com/office/drawing/2017/model3d" xmlns:o="urn:schemas-microsoft-com:office:office" xmlns:oel="http://schemas.microsoft.com/office/2019/extlst" xmlns:r="http://schemas.openxmlformats.org/officeDocument/2006/relationships" xmlns:m="http://schemas.openxmlformats.org/officeDocument/2006/math" xmlns:v="urn:schemas-microsoft-com:vml" xmlns:wp14="http://schemas.microsoft.com/office/word/2010/wordprocessingDrawing" xmlns:wp="http://schemas.openxmlformats.org/drawingml/2006/wordprocessingDrawing" xmlns:w10="urn:schemas-microsoft-com:office:word" xmlns:w="http://schemas.openxmlformats.org/wordprocessingml/2006/main" xmlns:w14="http://schemas.microsoft.com/office/word/2010/wordml" xmlns:w15="http://schemas.microsoft.com/office/word/2012/wordml" xmlns:w16cex="http://schemas.microsoft.com/office/word/2018/wordml/cex" xmlns:w16cid="http://schemas.microsoft.com/office/word/2016/wordml/cid" xmlns:w16="http://schemas.microsoft.com/office/word/2018/wordml" xmlns:w16du="http://schemas.microsoft.com/office/word/2023/wordml/word16du" xmlns:w16sdtdh="http://schemas.microsoft.com/office/word/2020/wordml/sdtdatahash" xmlns:w16sdtfl="http://schemas.microsoft.com/office/word/2024/wordml/sdtformatlock" xmlns:w16se="http://schemas.microsoft.com/office/word/2015/wordml/symex" xmlns:wpg="http://schemas.microsoft.com/office/word/2010/wordprocessingGroup" xmlns:wpi="http://schemas.microsoft.com/office/word/2010/wordprocessingInk" xmlns:wne="http://schemas.microsoft.com/office/word/2006/wordml" xmlns:wps="http://schemas.microsoft.com/office/word/2010/wordprocessingShape" mc:Ignorable="w14 w15 w16se w16cid w16 w16cex w16sdtdh w16sdtfl w16du wp14">
   <w:body>
     <w:p>
       <w:pPr>
@@ -10,6 +10,14 @@
           <w:szCs w:val="28"/>
         </w:rPr>
       </w:pPr>
+      <w:r>
+        <w:rPr>
+          <w:color w:val="000009"/>
+          <w:sz w:val="28"/>
+          <w:szCs w:val="28"/>
+        </w:rPr>
+        <w:t xml:space="preserve"> </w:t>
+      </w:r>
       <w:r>
         <w:rPr>
           <w:color w:val="000009"/>
@@ -458,15 +466,7 @@
         <w:jc w:val="both"/>
       </w:pPr>
       <w:r>
-        <w:t xml:space="preserve">Each node uses </w:t>
-      </w:r>
-      <w:proofErr w:type="spellStart"/>
-      <w:r>
-        <w:t>Dijkstra's</w:t>
-      </w:r>
-      <w:proofErr w:type="spellEnd"/>
-      <w:r>
-        <w:t xml:space="preserve"> algorithm on the graph to calculate the optimal routes to all nodes.</w:t>
+        <w:t>Each node uses Dijkstra's algorithm on the graph to calculate the optimal routes to all nodes.</w:t>
       </w:r>
     </w:p>
     <w:p>
@@ -492,27 +492,7 @@
           <w:sz w:val="24"/>
           <w:szCs w:val="24"/>
         </w:rPr>
-        <w:t xml:space="preserve">The Link state routing algorithm is also known as </w:t>
-      </w:r>
-      <w:proofErr w:type="spellStart"/>
-      <w:r>
-        <w:rPr>
-          <w:rFonts w:ascii="Times New Roman" w:hAnsi="Times New Roman" w:cs="Times New Roman"/>
-          <w:color w:val="000000"/>
-          <w:sz w:val="24"/>
-          <w:szCs w:val="24"/>
-        </w:rPr>
-        <w:t>Dijkstra's</w:t>
-      </w:r>
-      <w:proofErr w:type="spellEnd"/>
-      <w:r>
-        <w:rPr>
-          <w:rFonts w:ascii="Times New Roman" w:hAnsi="Times New Roman" w:cs="Times New Roman"/>
-          <w:color w:val="000000"/>
-          <w:sz w:val="24"/>
-          <w:szCs w:val="24"/>
-        </w:rPr>
-        <w:t xml:space="preserve"> algorithm which is used to find the shortest path from one node to every other node in the network.</w:t>
+        <w:t>The Link state routing algorithm is also known as Dijkstra's algorithm which is used to find the shortest path from one node to every other node in the network.</w:t>
       </w:r>
     </w:p>
     <w:p>
@@ -539,49 +519,18 @@
           <w:szCs w:val="24"/>
         </w:rPr>
         <w:lastRenderedPageBreak/>
-        <w:t xml:space="preserve">The </w:t>
-      </w:r>
-      <w:proofErr w:type="spellStart"/>
+        <w:t>The Dijkstra's algorithm is an iterative, and it has the property that after k</w:t>
+      </w:r>
       <w:r>
         <w:rPr>
           <w:rFonts w:ascii="Times New Roman" w:hAnsi="Times New Roman" w:cs="Times New Roman"/>
           <w:color w:val="000000"/>
           <w:sz w:val="24"/>
           <w:szCs w:val="24"/>
-        </w:rPr>
-        <w:t>Dijkstra's</w:t>
-      </w:r>
-      <w:proofErr w:type="spellEnd"/>
-      <w:r>
-        <w:rPr>
-          <w:rFonts w:ascii="Times New Roman" w:hAnsi="Times New Roman" w:cs="Times New Roman"/>
-          <w:color w:val="000000"/>
-          <w:sz w:val="24"/>
-          <w:szCs w:val="24"/>
-        </w:rPr>
-        <w:t xml:space="preserve"> algorithm is an iterative, and it has the property that after </w:t>
-      </w:r>
-      <w:proofErr w:type="spellStart"/>
-      <w:r>
-        <w:rPr>
-          <w:rFonts w:ascii="Times New Roman" w:hAnsi="Times New Roman" w:cs="Times New Roman"/>
-          <w:color w:val="000000"/>
-          <w:sz w:val="24"/>
-          <w:szCs w:val="24"/>
-        </w:rPr>
-        <w:t>k</w:t>
-      </w:r>
-      <w:r>
-        <w:rPr>
-          <w:rFonts w:ascii="Times New Roman" w:hAnsi="Times New Roman" w:cs="Times New Roman"/>
-          <w:color w:val="000000"/>
-          <w:sz w:val="24"/>
-          <w:szCs w:val="24"/>
           <w:vertAlign w:val="superscript"/>
         </w:rPr>
         <w:t>th</w:t>
       </w:r>
-      <w:proofErr w:type="spellEnd"/>
       <w:r>
         <w:rPr>
           <w:rFonts w:ascii="Times New Roman" w:hAnsi="Times New Roman" w:cs="Times New Roman"/>
@@ -640,120 +589,119 @@
           <w:sz w:val="24"/>
           <w:szCs w:val="24"/>
         </w:rPr>
+        <w:t xml:space="preserve">c( </w:t>
+      </w:r>
+      <w:proofErr w:type="spellStart"/>
+      <w:r>
+        <w:rPr>
+          <w:rStyle w:val="Strong"/>
+          <w:rFonts w:ascii="Times New Roman" w:hAnsi="Times New Roman" w:cs="Times New Roman"/>
+          <w:color w:val="000000"/>
+          <w:sz w:val="24"/>
+          <w:szCs w:val="24"/>
+        </w:rPr>
+        <w:t>i</w:t>
+      </w:r>
+      <w:proofErr w:type="spellEnd"/>
+      <w:proofErr w:type="gramEnd"/>
+      <w:r>
+        <w:rPr>
+          <w:rStyle w:val="Strong"/>
+          <w:rFonts w:ascii="Times New Roman" w:hAnsi="Times New Roman" w:cs="Times New Roman"/>
+          <w:color w:val="000000"/>
+          <w:sz w:val="24"/>
+          <w:szCs w:val="24"/>
+        </w:rPr>
+        <w:t xml:space="preserve"> , j):</w:t>
+      </w:r>
+      <w:r>
+        <w:rPr>
+          <w:rFonts w:ascii="Times New Roman" w:hAnsi="Times New Roman" w:cs="Times New Roman"/>
+          <w:color w:val="000000"/>
+          <w:sz w:val="24"/>
+          <w:szCs w:val="24"/>
+        </w:rPr>
+        <w:t xml:space="preserve"> Link cost from node </w:t>
+      </w:r>
+      <w:proofErr w:type="spellStart"/>
+      <w:r>
+        <w:rPr>
+          <w:rFonts w:ascii="Times New Roman" w:hAnsi="Times New Roman" w:cs="Times New Roman"/>
+          <w:color w:val="000000"/>
+          <w:sz w:val="24"/>
+          <w:szCs w:val="24"/>
+        </w:rPr>
+        <w:t>i</w:t>
+      </w:r>
+      <w:proofErr w:type="spellEnd"/>
+      <w:r>
+        <w:rPr>
+          <w:rFonts w:ascii="Times New Roman" w:hAnsi="Times New Roman" w:cs="Times New Roman"/>
+          <w:color w:val="000000"/>
+          <w:sz w:val="24"/>
+          <w:szCs w:val="24"/>
+        </w:rPr>
+        <w:t xml:space="preserve"> to node j. If </w:t>
+      </w:r>
+      <w:proofErr w:type="spellStart"/>
+      <w:r>
+        <w:rPr>
+          <w:rFonts w:ascii="Times New Roman" w:hAnsi="Times New Roman" w:cs="Times New Roman"/>
+          <w:color w:val="000000"/>
+          <w:sz w:val="24"/>
+          <w:szCs w:val="24"/>
+        </w:rPr>
+        <w:t>i</w:t>
+      </w:r>
+      <w:proofErr w:type="spellEnd"/>
+      <w:r>
+        <w:rPr>
+          <w:rFonts w:ascii="Times New Roman" w:hAnsi="Times New Roman" w:cs="Times New Roman"/>
+          <w:color w:val="000000"/>
+          <w:sz w:val="24"/>
+          <w:szCs w:val="24"/>
+        </w:rPr>
+        <w:t xml:space="preserve"> and j nodes are not directly linked, then </w:t>
+      </w:r>
+      <w:proofErr w:type="gramStart"/>
+      <w:r>
+        <w:rPr>
+          <w:rFonts w:ascii="Times New Roman" w:hAnsi="Times New Roman" w:cs="Times New Roman"/>
+          <w:color w:val="000000"/>
+          <w:sz w:val="24"/>
+          <w:szCs w:val="24"/>
+        </w:rPr>
         <w:t>c(</w:t>
       </w:r>
+      <w:proofErr w:type="spellStart"/>
+      <w:r>
+        <w:rPr>
+          <w:rFonts w:ascii="Times New Roman" w:hAnsi="Times New Roman" w:cs="Times New Roman"/>
+          <w:color w:val="000000"/>
+          <w:sz w:val="24"/>
+          <w:szCs w:val="24"/>
+        </w:rPr>
+        <w:t>i</w:t>
+      </w:r>
+      <w:proofErr w:type="spellEnd"/>
+      <w:r>
+        <w:rPr>
+          <w:rFonts w:ascii="Times New Roman" w:hAnsi="Times New Roman" w:cs="Times New Roman"/>
+          <w:color w:val="000000"/>
+          <w:sz w:val="24"/>
+          <w:szCs w:val="24"/>
+        </w:rPr>
+        <w:t xml:space="preserve"> ,</w:t>
+      </w:r>
       <w:proofErr w:type="gramEnd"/>
       <w:r>
         <w:rPr>
-          <w:rStyle w:val="Strong"/>
           <w:rFonts w:ascii="Times New Roman" w:hAnsi="Times New Roman" w:cs="Times New Roman"/>
           <w:color w:val="000000"/>
           <w:sz w:val="24"/>
           <w:szCs w:val="24"/>
         </w:rPr>
-        <w:t xml:space="preserve"> </w:t>
-      </w:r>
-      <w:proofErr w:type="spellStart"/>
-      <w:r>
-        <w:rPr>
-          <w:rStyle w:val="Strong"/>
-          <w:rFonts w:ascii="Times New Roman" w:hAnsi="Times New Roman" w:cs="Times New Roman"/>
-          <w:color w:val="000000"/>
-          <w:sz w:val="24"/>
-          <w:szCs w:val="24"/>
-        </w:rPr>
-        <w:t>i</w:t>
-      </w:r>
-      <w:proofErr w:type="spellEnd"/>
-      <w:r>
-        <w:rPr>
-          <w:rStyle w:val="Strong"/>
-          <w:rFonts w:ascii="Times New Roman" w:hAnsi="Times New Roman" w:cs="Times New Roman"/>
-          <w:color w:val="000000"/>
-          <w:sz w:val="24"/>
-          <w:szCs w:val="24"/>
-        </w:rPr>
-        <w:t xml:space="preserve"> , j):</w:t>
-      </w:r>
-      <w:r>
-        <w:rPr>
-          <w:rFonts w:ascii="Times New Roman" w:hAnsi="Times New Roman" w:cs="Times New Roman"/>
-          <w:color w:val="000000"/>
-          <w:sz w:val="24"/>
-          <w:szCs w:val="24"/>
-        </w:rPr>
-        <w:t xml:space="preserve"> Link cost from node </w:t>
-      </w:r>
-      <w:proofErr w:type="spellStart"/>
-      <w:r>
-        <w:rPr>
-          <w:rFonts w:ascii="Times New Roman" w:hAnsi="Times New Roman" w:cs="Times New Roman"/>
-          <w:color w:val="000000"/>
-          <w:sz w:val="24"/>
-          <w:szCs w:val="24"/>
-        </w:rPr>
-        <w:t>i</w:t>
-      </w:r>
-      <w:proofErr w:type="spellEnd"/>
-      <w:r>
-        <w:rPr>
-          <w:rFonts w:ascii="Times New Roman" w:hAnsi="Times New Roman" w:cs="Times New Roman"/>
-          <w:color w:val="000000"/>
-          <w:sz w:val="24"/>
-          <w:szCs w:val="24"/>
-        </w:rPr>
-        <w:t xml:space="preserve"> to node j. If </w:t>
-      </w:r>
-      <w:proofErr w:type="spellStart"/>
-      <w:r>
-        <w:rPr>
-          <w:rFonts w:ascii="Times New Roman" w:hAnsi="Times New Roman" w:cs="Times New Roman"/>
-          <w:color w:val="000000"/>
-          <w:sz w:val="24"/>
-          <w:szCs w:val="24"/>
-        </w:rPr>
-        <w:t>i</w:t>
-      </w:r>
-      <w:proofErr w:type="spellEnd"/>
-      <w:r>
-        <w:rPr>
-          <w:rFonts w:ascii="Times New Roman" w:hAnsi="Times New Roman" w:cs="Times New Roman"/>
-          <w:color w:val="000000"/>
-          <w:sz w:val="24"/>
-          <w:szCs w:val="24"/>
-        </w:rPr>
-        <w:t xml:space="preserve"> and j nodes are not directly linked, then </w:t>
-      </w:r>
-      <w:proofErr w:type="gramStart"/>
-      <w:r>
-        <w:rPr>
-          <w:rFonts w:ascii="Times New Roman" w:hAnsi="Times New Roman" w:cs="Times New Roman"/>
-          <w:color w:val="000000"/>
-          <w:sz w:val="24"/>
-          <w:szCs w:val="24"/>
-        </w:rPr>
-        <w:t>c(</w:t>
-      </w:r>
-      <w:proofErr w:type="spellStart"/>
-      <w:proofErr w:type="gramEnd"/>
-      <w:r>
-        <w:rPr>
-          <w:rFonts w:ascii="Times New Roman" w:hAnsi="Times New Roman" w:cs="Times New Roman"/>
-          <w:color w:val="000000"/>
-          <w:sz w:val="24"/>
-          <w:szCs w:val="24"/>
-        </w:rPr>
-        <w:t>i</w:t>
-      </w:r>
-      <w:proofErr w:type="spellEnd"/>
-      <w:r>
-        <w:rPr>
-          <w:rFonts w:ascii="Times New Roman" w:hAnsi="Times New Roman" w:cs="Times New Roman"/>
-          <w:color w:val="000000"/>
-          <w:sz w:val="24"/>
-          <w:szCs w:val="24"/>
-        </w:rPr>
-        <w:t xml:space="preserve"> , j) = ∞.</w:t>
+        <w:t xml:space="preserve"> j) = ∞.</w:t>
       </w:r>
     </w:p>
     <w:p>
@@ -772,7 +720,6 @@
           <w:szCs w:val="24"/>
         </w:rPr>
       </w:pPr>
-      <w:proofErr w:type="gramStart"/>
       <w:r>
         <w:rPr>
           <w:rStyle w:val="Strong"/>
@@ -781,18 +728,7 @@
           <w:sz w:val="24"/>
           <w:szCs w:val="24"/>
         </w:rPr>
-        <w:t>D(</w:t>
-      </w:r>
-      <w:proofErr w:type="gramEnd"/>
-      <w:r>
-        <w:rPr>
-          <w:rStyle w:val="Strong"/>
-          <w:rFonts w:ascii="Times New Roman" w:hAnsi="Times New Roman" w:cs="Times New Roman"/>
-          <w:color w:val="000000"/>
-          <w:sz w:val="24"/>
-          <w:szCs w:val="24"/>
-        </w:rPr>
-        <w:t>v):</w:t>
+        <w:t>D(v):</w:t>
       </w:r>
       <w:r>
         <w:rPr>
@@ -820,7 +756,6 @@
           <w:szCs w:val="24"/>
         </w:rPr>
       </w:pPr>
-      <w:proofErr w:type="gramStart"/>
       <w:r>
         <w:rPr>
           <w:rStyle w:val="Strong"/>
@@ -829,18 +764,7 @@
           <w:sz w:val="24"/>
           <w:szCs w:val="24"/>
         </w:rPr>
-        <w:t>P(</w:t>
-      </w:r>
-      <w:proofErr w:type="gramEnd"/>
-      <w:r>
-        <w:rPr>
-          <w:rStyle w:val="Strong"/>
-          <w:rFonts w:ascii="Times New Roman" w:hAnsi="Times New Roman" w:cs="Times New Roman"/>
-          <w:color w:val="000000"/>
-          <w:sz w:val="24"/>
-          <w:szCs w:val="24"/>
-        </w:rPr>
-        <w:t>v):</w:t>
+        <w:t>P(v):</w:t>
       </w:r>
       <w:r>
         <w:rPr>
@@ -983,23 +907,13 @@
           <w:szCs w:val="24"/>
         </w:rPr>
       </w:pPr>
-      <w:proofErr w:type="gramStart"/>
-      <w:r>
-        <w:rPr>
-          <w:rFonts w:ascii="Times New Roman" w:hAnsi="Times New Roman" w:cs="Times New Roman"/>
-          <w:sz w:val="24"/>
-          <w:szCs w:val="24"/>
-        </w:rPr>
-        <w:t>for</w:t>
-      </w:r>
-      <w:proofErr w:type="gramEnd"/>
-      <w:r>
-        <w:rPr>
-          <w:rFonts w:ascii="Times New Roman" w:hAnsi="Times New Roman" w:cs="Times New Roman"/>
-          <w:sz w:val="24"/>
-          <w:szCs w:val="24"/>
-        </w:rPr>
-        <w:t xml:space="preserve"> all nodes v</w:t>
+      <w:r>
+        <w:rPr>
+          <w:rFonts w:ascii="Times New Roman" w:hAnsi="Times New Roman" w:cs="Times New Roman"/>
+          <w:sz w:val="24"/>
+          <w:szCs w:val="24"/>
+        </w:rPr>
+        <w:t>for all nodes v</w:t>
       </w:r>
     </w:p>
     <w:p>
@@ -1014,23 +928,13 @@
           <w:szCs w:val="24"/>
         </w:rPr>
       </w:pPr>
-      <w:proofErr w:type="gramStart"/>
-      <w:r>
-        <w:rPr>
-          <w:rFonts w:ascii="Times New Roman" w:hAnsi="Times New Roman" w:cs="Times New Roman"/>
-          <w:sz w:val="24"/>
-          <w:szCs w:val="24"/>
-        </w:rPr>
-        <w:t>if</w:t>
-      </w:r>
-      <w:proofErr w:type="gramEnd"/>
-      <w:r>
-        <w:rPr>
-          <w:rFonts w:ascii="Times New Roman" w:hAnsi="Times New Roman" w:cs="Times New Roman"/>
-          <w:sz w:val="24"/>
-          <w:szCs w:val="24"/>
-        </w:rPr>
-        <w:t xml:space="preserve"> v adjacent to A</w:t>
+      <w:r>
+        <w:rPr>
+          <w:rFonts w:ascii="Times New Roman" w:hAnsi="Times New Roman" w:cs="Times New Roman"/>
+          <w:sz w:val="24"/>
+          <w:szCs w:val="24"/>
+        </w:rPr>
+        <w:t>if v adjacent to A</w:t>
       </w:r>
     </w:p>
     <w:p>
@@ -1045,6 +949,15 @@
           <w:szCs w:val="24"/>
         </w:rPr>
       </w:pPr>
+      <w:r>
+        <w:rPr>
+          <w:rFonts w:ascii="Times New Roman" w:hAnsi="Times New Roman" w:cs="Times New Roman"/>
+          <w:sz w:val="24"/>
+          <w:szCs w:val="24"/>
+        </w:rPr>
+        <w:t>then D(v) = c(</w:t>
+      </w:r>
+      <w:proofErr w:type="spellStart"/>
       <w:proofErr w:type="gramStart"/>
       <w:r>
         <w:rPr>
@@ -1052,27 +965,10 @@
           <w:sz w:val="24"/>
           <w:szCs w:val="24"/>
         </w:rPr>
-        <w:t>then</w:t>
-      </w:r>
+        <w:t>A,v</w:t>
+      </w:r>
+      <w:proofErr w:type="spellEnd"/>
       <w:proofErr w:type="gramEnd"/>
-      <w:r>
-        <w:rPr>
-          <w:rFonts w:ascii="Times New Roman" w:hAnsi="Times New Roman" w:cs="Times New Roman"/>
-          <w:sz w:val="24"/>
-          <w:szCs w:val="24"/>
-        </w:rPr>
-        <w:t xml:space="preserve"> D(v) = c(</w:t>
-      </w:r>
-      <w:proofErr w:type="spellStart"/>
-      <w:r>
-        <w:rPr>
-          <w:rFonts w:ascii="Times New Roman" w:hAnsi="Times New Roman" w:cs="Times New Roman"/>
-          <w:sz w:val="24"/>
-          <w:szCs w:val="24"/>
-        </w:rPr>
-        <w:t>A,v</w:t>
-      </w:r>
-      <w:proofErr w:type="spellEnd"/>
       <w:r>
         <w:rPr>
           <w:rFonts w:ascii="Times New Roman" w:hAnsi="Times New Roman" w:cs="Times New Roman"/>
@@ -1094,23 +990,13 @@
           <w:szCs w:val="24"/>
         </w:rPr>
       </w:pPr>
-      <w:proofErr w:type="gramStart"/>
-      <w:r>
-        <w:rPr>
-          <w:rFonts w:ascii="Times New Roman" w:hAnsi="Times New Roman" w:cs="Times New Roman"/>
-          <w:sz w:val="24"/>
-          <w:szCs w:val="24"/>
-        </w:rPr>
-        <w:t>else</w:t>
-      </w:r>
-      <w:proofErr w:type="gramEnd"/>
-      <w:r>
-        <w:rPr>
-          <w:rFonts w:ascii="Times New Roman" w:hAnsi="Times New Roman" w:cs="Times New Roman"/>
-          <w:sz w:val="24"/>
-          <w:szCs w:val="24"/>
-        </w:rPr>
-        <w:t xml:space="preserve"> D(v) = infinity</w:t>
+      <w:r>
+        <w:rPr>
+          <w:rFonts w:ascii="Times New Roman" w:hAnsi="Times New Roman" w:cs="Times New Roman"/>
+          <w:sz w:val="24"/>
+          <w:szCs w:val="24"/>
+        </w:rPr>
+        <w:t>else D(v) = infinity</w:t>
       </w:r>
     </w:p>
     <w:p>
@@ -1125,7 +1011,6 @@
           <w:szCs w:val="24"/>
         </w:rPr>
       </w:pPr>
-      <w:proofErr w:type="gramStart"/>
       <w:r>
         <w:rPr>
           <w:rStyle w:val="Strong"/>
@@ -1135,7 +1020,6 @@
         </w:rPr>
         <w:t>loop</w:t>
       </w:r>
-      <w:proofErr w:type="gramEnd"/>
     </w:p>
     <w:p>
       <w:pPr>
@@ -1149,23 +1033,13 @@
           <w:szCs w:val="24"/>
         </w:rPr>
       </w:pPr>
-      <w:proofErr w:type="gramStart"/>
-      <w:r>
-        <w:rPr>
-          <w:rFonts w:ascii="Times New Roman" w:hAnsi="Times New Roman" w:cs="Times New Roman"/>
-          <w:sz w:val="24"/>
-          <w:szCs w:val="24"/>
-        </w:rPr>
-        <w:t>find</w:t>
-      </w:r>
-      <w:proofErr w:type="gramEnd"/>
-      <w:r>
-        <w:rPr>
-          <w:rFonts w:ascii="Times New Roman" w:hAnsi="Times New Roman" w:cs="Times New Roman"/>
-          <w:sz w:val="24"/>
-          <w:szCs w:val="24"/>
-        </w:rPr>
-        <w:t xml:space="preserve"> w not in N such that D(w) is a minimum.</w:t>
+      <w:r>
+        <w:rPr>
+          <w:rFonts w:ascii="Times New Roman" w:hAnsi="Times New Roman" w:cs="Times New Roman"/>
+          <w:sz w:val="24"/>
+          <w:szCs w:val="24"/>
+        </w:rPr>
+        <w:t>find w not in N such that D(w) is a minimum.</w:t>
       </w:r>
     </w:p>
     <w:p>
@@ -1207,25 +1081,7 @@
           <w:sz w:val="24"/>
           <w:szCs w:val="24"/>
         </w:rPr>
-        <w:t xml:space="preserve">Update </w:t>
-      </w:r>
-      <w:proofErr w:type="gramStart"/>
-      <w:r>
-        <w:rPr>
-          <w:rFonts w:ascii="Times New Roman" w:hAnsi="Times New Roman" w:cs="Times New Roman"/>
-          <w:sz w:val="24"/>
-          <w:szCs w:val="24"/>
-        </w:rPr>
-        <w:t>D(</w:t>
-      </w:r>
-      <w:proofErr w:type="gramEnd"/>
-      <w:r>
-        <w:rPr>
-          <w:rFonts w:ascii="Times New Roman" w:hAnsi="Times New Roman" w:cs="Times New Roman"/>
-          <w:sz w:val="24"/>
-          <w:szCs w:val="24"/>
-        </w:rPr>
-        <w:t>v) for all v adjacent to w and not in N:</w:t>
+        <w:t>Update D(v) for all v adjacent to w and not in N:</w:t>
       </w:r>
     </w:p>
     <w:p>
@@ -1240,6 +1096,14 @@
           <w:szCs w:val="24"/>
         </w:rPr>
       </w:pPr>
+      <w:r>
+        <w:rPr>
+          <w:rFonts w:ascii="Times New Roman" w:hAnsi="Times New Roman" w:cs="Times New Roman"/>
+          <w:sz w:val="24"/>
+          <w:szCs w:val="24"/>
+        </w:rPr>
+        <w:t>D(v) = min(D(v</w:t>
+      </w:r>
       <w:proofErr w:type="gramStart"/>
       <w:r>
         <w:rPr>
@@ -1247,7 +1111,7 @@
           <w:sz w:val="24"/>
           <w:szCs w:val="24"/>
         </w:rPr>
-        <w:t>D(</w:t>
+        <w:t>) ,</w:t>
       </w:r>
       <w:proofErr w:type="gramEnd"/>
       <w:r>
@@ -1256,9 +1120,10 @@
           <w:sz w:val="24"/>
           <w:szCs w:val="24"/>
         </w:rPr>
-        <w:t>v) = min(D(v) , D(w) + c(</w:t>
+        <w:t xml:space="preserve"> D(w) + c(</w:t>
       </w:r>
       <w:proofErr w:type="spellStart"/>
+      <w:proofErr w:type="gramStart"/>
       <w:r>
         <w:rPr>
           <w:rFonts w:ascii="Times New Roman" w:hAnsi="Times New Roman" w:cs="Times New Roman"/>
@@ -1268,6 +1133,7 @@
         <w:t>w,v</w:t>
       </w:r>
       <w:proofErr w:type="spellEnd"/>
+      <w:proofErr w:type="gramEnd"/>
       <w:r>
         <w:rPr>
           <w:rFonts w:ascii="Times New Roman" w:hAnsi="Times New Roman" w:cs="Times New Roman"/>
@@ -1480,14 +1346,6 @@
         <w:t xml:space="preserve"> Each router maintains a Distance Vector table containing the distance between itself and ALL possible destination nodes. </w:t>
       </w:r>
       <w:proofErr w:type="spellStart"/>
-      <w:r>
-        <w:rPr>
-          <w:rFonts w:ascii="Times New Roman" w:hAnsi="Times New Roman" w:cs="Times New Roman"/>
-          <w:sz w:val="24"/>
-          <w:szCs w:val="24"/>
-        </w:rPr>
-        <w:t>Distances</w:t>
-      </w:r>
       <w:proofErr w:type="gramStart"/>
       <w:r>
         <w:rPr>
@@ -1495,7 +1353,7 @@
           <w:sz w:val="24"/>
           <w:szCs w:val="24"/>
         </w:rPr>
-        <w:t>,based</w:t>
+        <w:t>Distances,based</w:t>
       </w:r>
       <w:proofErr w:type="spellEnd"/>
       <w:proofErr w:type="gramEnd"/>
@@ -1676,25 +1534,14 @@
           <w:szCs w:val="24"/>
         </w:rPr>
       </w:pPr>
-      <w:proofErr w:type="gramStart"/>
-      <w:r>
-        <w:rPr>
-          <w:rFonts w:ascii="Times New Roman" w:eastAsia="Times New Roman" w:hAnsi="Times New Roman" w:cs="Times New Roman"/>
-          <w:spacing w:val="2"/>
-          <w:sz w:val="24"/>
-          <w:szCs w:val="24"/>
-        </w:rPr>
-        <w:t>there</w:t>
-      </w:r>
-      <w:proofErr w:type="gramEnd"/>
-      <w:r>
-        <w:rPr>
-          <w:rFonts w:ascii="Times New Roman" w:eastAsia="Times New Roman" w:hAnsi="Times New Roman" w:cs="Times New Roman"/>
-          <w:spacing w:val="2"/>
-          <w:sz w:val="24"/>
-          <w:szCs w:val="24"/>
-        </w:rPr>
-        <w:t xml:space="preserve"> is a link cost (static or dynamic).</w:t>
+      <w:r>
+        <w:rPr>
+          <w:rFonts w:ascii="Times New Roman" w:eastAsia="Times New Roman" w:hAnsi="Times New Roman" w:cs="Times New Roman"/>
+          <w:spacing w:val="2"/>
+          <w:sz w:val="24"/>
+          <w:szCs w:val="24"/>
+        </w:rPr>
+        <w:t>there is a link cost (static or dynamic).</w:t>
       </w:r>
     </w:p>
     <w:p>
@@ -2135,25 +1982,14 @@
           <w:szCs w:val="24"/>
         </w:rPr>
       </w:pPr>
-      <w:proofErr w:type="spellStart"/>
-      <w:r>
-        <w:rPr>
-          <w:rFonts w:ascii="Times New Roman" w:eastAsia="Times New Roman" w:hAnsi="Times New Roman" w:cs="Times New Roman"/>
-          <w:spacing w:val="2"/>
-          <w:sz w:val="24"/>
-          <w:szCs w:val="24"/>
-        </w:rPr>
-        <w:t>Dx</w:t>
-      </w:r>
-      <w:proofErr w:type="spellEnd"/>
-      <w:r>
-        <w:rPr>
-          <w:rFonts w:ascii="Times New Roman" w:eastAsia="Times New Roman" w:hAnsi="Times New Roman" w:cs="Times New Roman"/>
-          <w:spacing w:val="2"/>
-          <w:sz w:val="24"/>
-          <w:szCs w:val="24"/>
-        </w:rPr>
-        <w:t xml:space="preserve">(y) = Estimate of least cost from x to y </w:t>
+      <w:r>
+        <w:rPr>
+          <w:rFonts w:ascii="Times New Roman" w:eastAsia="Times New Roman" w:hAnsi="Times New Roman" w:cs="Times New Roman"/>
+          <w:spacing w:val="2"/>
+          <w:sz w:val="24"/>
+          <w:szCs w:val="24"/>
+        </w:rPr>
+        <w:t xml:space="preserve">Dx(y) = Estimate of least cost from x to y </w:t>
       </w:r>
     </w:p>
     <w:p>
@@ -2196,15 +2032,6 @@
         <w:t>C(</w:t>
       </w:r>
       <w:proofErr w:type="spellStart"/>
-      <w:r>
-        <w:rPr>
-          <w:rFonts w:ascii="Times New Roman" w:eastAsia="Times New Roman" w:hAnsi="Times New Roman" w:cs="Times New Roman"/>
-          <w:spacing w:val="2"/>
-          <w:sz w:val="24"/>
-          <w:szCs w:val="24"/>
-        </w:rPr>
-        <w:t>x</w:t>
-      </w:r>
       <w:proofErr w:type="gramStart"/>
       <w:r>
         <w:rPr>
@@ -2213,7 +2040,7 @@
           <w:sz w:val="24"/>
           <w:szCs w:val="24"/>
         </w:rPr>
-        <w:t>,v</w:t>
+        <w:t>x,v</w:t>
       </w:r>
       <w:proofErr w:type="spellEnd"/>
       <w:proofErr w:type="gramEnd"/>
@@ -2224,7 +2051,27 @@
           <w:sz w:val="24"/>
           <w:szCs w:val="24"/>
         </w:rPr>
-        <w:t>) =  Node x knows cost to each neighbor v</w:t>
+        <w:t xml:space="preserve">) </w:t>
+      </w:r>
+      <w:proofErr w:type="gramStart"/>
+      <w:r>
+        <w:rPr>
+          <w:rFonts w:ascii="Times New Roman" w:eastAsia="Times New Roman" w:hAnsi="Times New Roman" w:cs="Times New Roman"/>
+          <w:spacing w:val="2"/>
+          <w:sz w:val="24"/>
+          <w:szCs w:val="24"/>
+        </w:rPr>
+        <w:t>=  Node</w:t>
+      </w:r>
+      <w:proofErr w:type="gramEnd"/>
+      <w:r>
+        <w:rPr>
+          <w:rFonts w:ascii="Times New Roman" w:eastAsia="Times New Roman" w:hAnsi="Times New Roman" w:cs="Times New Roman"/>
+          <w:spacing w:val="2"/>
+          <w:sz w:val="24"/>
+          <w:szCs w:val="24"/>
+        </w:rPr>
+        <w:t xml:space="preserve"> x knows cost to each neighbor v</w:t>
       </w:r>
     </w:p>
     <w:p>
@@ -2257,25 +2104,14 @@
           <w:szCs w:val="24"/>
         </w:rPr>
       </w:pPr>
-      <w:proofErr w:type="spellStart"/>
-      <w:r>
-        <w:rPr>
-          <w:rFonts w:ascii="Times New Roman" w:eastAsia="Times New Roman" w:hAnsi="Times New Roman" w:cs="Times New Roman"/>
-          <w:spacing w:val="2"/>
-          <w:sz w:val="24"/>
-          <w:szCs w:val="24"/>
-        </w:rPr>
-        <w:t>Dx</w:t>
-      </w:r>
-      <w:proofErr w:type="spellEnd"/>
-      <w:r>
-        <w:rPr>
-          <w:rFonts w:ascii="Times New Roman" w:eastAsia="Times New Roman" w:hAnsi="Times New Roman" w:cs="Times New Roman"/>
-          <w:spacing w:val="2"/>
-          <w:sz w:val="24"/>
-          <w:szCs w:val="24"/>
-        </w:rPr>
-        <w:t xml:space="preserve">   </w:t>
+      <w:r>
+        <w:rPr>
+          <w:rFonts w:ascii="Times New Roman" w:eastAsia="Times New Roman" w:hAnsi="Times New Roman" w:cs="Times New Roman"/>
+          <w:spacing w:val="2"/>
+          <w:sz w:val="24"/>
+          <w:szCs w:val="24"/>
+        </w:rPr>
+        <w:t xml:space="preserve">Dx   </w:t>
       </w:r>
       <w:proofErr w:type="gramStart"/>
       <w:r>
@@ -2287,7 +2123,6 @@
         </w:rPr>
         <w:t>=  [</w:t>
       </w:r>
-      <w:proofErr w:type="spellStart"/>
       <w:proofErr w:type="gramEnd"/>
       <w:r>
         <w:rPr>
@@ -2296,17 +2131,7 @@
           <w:sz w:val="24"/>
           <w:szCs w:val="24"/>
         </w:rPr>
-        <w:t>Dx</w:t>
-      </w:r>
-      <w:proofErr w:type="spellEnd"/>
-      <w:r>
-        <w:rPr>
-          <w:rFonts w:ascii="Times New Roman" w:eastAsia="Times New Roman" w:hAnsi="Times New Roman" w:cs="Times New Roman"/>
-          <w:spacing w:val="2"/>
-          <w:sz w:val="24"/>
-          <w:szCs w:val="24"/>
-        </w:rPr>
-        <w:t xml:space="preserve">(y): y </w:t>
+        <w:t xml:space="preserve">Dx(y): y </w:t>
       </w:r>
       <w:r>
         <w:rPr>
@@ -2324,7 +2149,27 @@
           <w:sz w:val="24"/>
           <w:szCs w:val="24"/>
         </w:rPr>
-        <w:t xml:space="preserve"> N ] = Node x maintains distance vector</w:t>
+        <w:t xml:space="preserve"> </w:t>
+      </w:r>
+      <w:proofErr w:type="gramStart"/>
+      <w:r>
+        <w:rPr>
+          <w:rFonts w:ascii="Times New Roman" w:eastAsia="Times New Roman" w:hAnsi="Times New Roman" w:cs="Times New Roman"/>
+          <w:spacing w:val="2"/>
+          <w:sz w:val="24"/>
+          <w:szCs w:val="24"/>
+        </w:rPr>
+        <w:t>N ]</w:t>
+      </w:r>
+      <w:proofErr w:type="gramEnd"/>
+      <w:r>
+        <w:rPr>
+          <w:rFonts w:ascii="Times New Roman" w:eastAsia="Times New Roman" w:hAnsi="Times New Roman" w:cs="Times New Roman"/>
+          <w:spacing w:val="2"/>
+          <w:sz w:val="24"/>
+          <w:szCs w:val="24"/>
+        </w:rPr>
+        <w:t xml:space="preserve"> = Node x maintains distance vector</w:t>
       </w:r>
     </w:p>
     <w:p>
@@ -2705,8 +2550,8 @@
 </file>
 
 <file path=word/numbering.xml><?xml version="1.0" encoding="utf-8"?>
-<w:numbering xmlns:ve="http://schemas.openxmlformats.org/markup-compatibility/2006" xmlns:o="urn:schemas-microsoft-com:office:office" xmlns:r="http://schemas.openxmlformats.org/officeDocument/2006/relationships" xmlns:m="http://schemas.openxmlformats.org/officeDocument/2006/math" xmlns:v="urn:schemas-microsoft-com:vml" xmlns:wp="http://schemas.openxmlformats.org/drawingml/2006/wordprocessingDrawing" xmlns:w10="urn:schemas-microsoft-com:office:word" xmlns:w="http://schemas.openxmlformats.org/wordprocessingml/2006/main" xmlns:wne="http://schemas.microsoft.com/office/word/2006/wordml">
-  <w:abstractNum w:abstractNumId="0">
+<w:numbering xmlns:wpc="http://schemas.microsoft.com/office/word/2010/wordprocessingCanvas" xmlns:cx="http://schemas.microsoft.com/office/drawing/2014/chartex" xmlns:cx1="http://schemas.microsoft.com/office/drawing/2015/9/8/chartex" xmlns:cx2="http://schemas.microsoft.com/office/drawing/2015/10/21/chartex" xmlns:cx3="http://schemas.microsoft.com/office/drawing/2016/5/9/chartex" xmlns:cx4="http://schemas.microsoft.com/office/drawing/2016/5/10/chartex" xmlns:cx5="http://schemas.microsoft.com/office/drawing/2016/5/11/chartex" xmlns:cx6="http://schemas.microsoft.com/office/drawing/2016/5/12/chartex" xmlns:cx7="http://schemas.microsoft.com/office/drawing/2016/5/13/chartex" xmlns:cx8="http://schemas.microsoft.com/office/drawing/2016/5/14/chartex" xmlns:mc="http://schemas.openxmlformats.org/markup-compatibility/2006" xmlns:aink="http://schemas.microsoft.com/office/drawing/2016/ink" xmlns:am3d="http://schemas.microsoft.com/office/drawing/2017/model3d" xmlns:o="urn:schemas-microsoft-com:office:office" xmlns:oel="http://schemas.microsoft.com/office/2019/extlst" xmlns:r="http://schemas.openxmlformats.org/officeDocument/2006/relationships" xmlns:m="http://schemas.openxmlformats.org/officeDocument/2006/math" xmlns:v="urn:schemas-microsoft-com:vml" xmlns:wp14="http://schemas.microsoft.com/office/word/2010/wordprocessingDrawing" xmlns:wp="http://schemas.openxmlformats.org/drawingml/2006/wordprocessingDrawing" xmlns:w10="urn:schemas-microsoft-com:office:word" xmlns:w="http://schemas.openxmlformats.org/wordprocessingml/2006/main" xmlns:w14="http://schemas.microsoft.com/office/word/2010/wordml" xmlns:w15="http://schemas.microsoft.com/office/word/2012/wordml" xmlns:w16cex="http://schemas.microsoft.com/office/word/2018/wordml/cex" xmlns:w16cid="http://schemas.microsoft.com/office/word/2016/wordml/cid" xmlns:w16="http://schemas.microsoft.com/office/word/2018/wordml" xmlns:w16du="http://schemas.microsoft.com/office/word/2023/wordml/word16du" xmlns:w16sdtdh="http://schemas.microsoft.com/office/word/2020/wordml/sdtdatahash" xmlns:w16sdtfl="http://schemas.microsoft.com/office/word/2024/wordml/sdtformatlock" xmlns:w16se="http://schemas.microsoft.com/office/word/2015/wordml/symex" xmlns:wpg="http://schemas.microsoft.com/office/word/2010/wordprocessingGroup" xmlns:wpi="http://schemas.microsoft.com/office/word/2010/wordprocessingInk" xmlns:wne="http://schemas.microsoft.com/office/word/2006/wordml" xmlns:wps="http://schemas.microsoft.com/office/word/2010/wordprocessingShape" mc:Ignorable="w14 w15 w16se w16cid w16 w16cex w16sdtdh w16sdtfl w16du wp14">
+  <w:abstractNum w:abstractNumId="0" w15:restartNumberingAfterBreak="0">
     <w:nsid w:val="05D02A97"/>
     <w:multiLevelType w:val="multilevel"/>
     <w:tmpl w:val="37E248D6"/>
@@ -2823,7 +2668,7 @@
       </w:pPr>
     </w:lvl>
   </w:abstractNum>
-  <w:abstractNum w:abstractNumId="1">
+  <w:abstractNum w:abstractNumId="1" w15:restartNumberingAfterBreak="0">
     <w:nsid w:val="1C105697"/>
     <w:multiLevelType w:val="multilevel"/>
     <w:tmpl w:val="693A5A00"/>
@@ -2972,7 +2817,7 @@
       </w:rPr>
     </w:lvl>
   </w:abstractNum>
-  <w:abstractNum w:abstractNumId="2">
+  <w:abstractNum w:abstractNumId="2" w15:restartNumberingAfterBreak="0">
     <w:nsid w:val="22CE6E68"/>
     <w:multiLevelType w:val="multilevel"/>
     <w:tmpl w:val="901AD20A"/>
@@ -3121,7 +2966,7 @@
       </w:rPr>
     </w:lvl>
   </w:abstractNum>
-  <w:abstractNum w:abstractNumId="3">
+  <w:abstractNum w:abstractNumId="3" w15:restartNumberingAfterBreak="0">
     <w:nsid w:val="2B22741C"/>
     <w:multiLevelType w:val="multilevel"/>
     <w:tmpl w:val="4FDAF71A"/>
@@ -3270,7 +3115,7 @@
       </w:rPr>
     </w:lvl>
   </w:abstractNum>
-  <w:abstractNum w:abstractNumId="4">
+  <w:abstractNum w:abstractNumId="4" w15:restartNumberingAfterBreak="0">
     <w:nsid w:val="2D001C50"/>
     <w:multiLevelType w:val="multilevel"/>
     <w:tmpl w:val="A5C4F892"/>
@@ -3419,7 +3264,7 @@
       </w:rPr>
     </w:lvl>
   </w:abstractNum>
-  <w:abstractNum w:abstractNumId="5">
+  <w:abstractNum w:abstractNumId="5" w15:restartNumberingAfterBreak="0">
     <w:nsid w:val="352D458E"/>
     <w:multiLevelType w:val="multilevel"/>
     <w:tmpl w:val="1C508EFC"/>
@@ -3568,7 +3413,7 @@
       </w:rPr>
     </w:lvl>
   </w:abstractNum>
-  <w:abstractNum w:abstractNumId="6">
+  <w:abstractNum w:abstractNumId="6" w15:restartNumberingAfterBreak="0">
     <w:nsid w:val="42E05633"/>
     <w:multiLevelType w:val="hybridMultilevel"/>
     <w:tmpl w:val="381032D2"/>
@@ -3686,7 +3531,7 @@
       </w:rPr>
     </w:lvl>
   </w:abstractNum>
-  <w:abstractNum w:abstractNumId="7">
+  <w:abstractNum w:abstractNumId="7" w15:restartNumberingAfterBreak="0">
     <w:nsid w:val="73D332D7"/>
     <w:multiLevelType w:val="multilevel"/>
     <w:tmpl w:val="2F506490"/>
@@ -3835,7 +3680,7 @@
       </w:rPr>
     </w:lvl>
   </w:abstractNum>
-  <w:abstractNum w:abstractNumId="8">
+  <w:abstractNum w:abstractNumId="8" w15:restartNumberingAfterBreak="0">
     <w:nsid w:val="7CC01976"/>
     <w:multiLevelType w:val="multilevel"/>
     <w:tmpl w:val="E1BC6C32"/>
@@ -3984,38 +3829,38 @@
       </w:rPr>
     </w:lvl>
   </w:abstractNum>
-  <w:num w:numId="1">
+  <w:num w:numId="1" w16cid:durableId="1378243567">
     <w:abstractNumId w:val="6"/>
   </w:num>
-  <w:num w:numId="2">
+  <w:num w:numId="2" w16cid:durableId="2111194131">
     <w:abstractNumId w:val="7"/>
   </w:num>
-  <w:num w:numId="3">
+  <w:num w:numId="3" w16cid:durableId="144012159">
     <w:abstractNumId w:val="4"/>
   </w:num>
-  <w:num w:numId="4">
+  <w:num w:numId="4" w16cid:durableId="1809278875">
     <w:abstractNumId w:val="0"/>
   </w:num>
-  <w:num w:numId="5">
+  <w:num w:numId="5" w16cid:durableId="1909151453">
     <w:abstractNumId w:val="2"/>
   </w:num>
-  <w:num w:numId="6">
+  <w:num w:numId="6" w16cid:durableId="1888294649">
     <w:abstractNumId w:val="3"/>
   </w:num>
-  <w:num w:numId="7">
+  <w:num w:numId="7" w16cid:durableId="1857648203">
     <w:abstractNumId w:val="5"/>
   </w:num>
-  <w:num w:numId="8">
+  <w:num w:numId="8" w16cid:durableId="389505288">
     <w:abstractNumId w:val="8"/>
   </w:num>
-  <w:num w:numId="9">
+  <w:num w:numId="9" w16cid:durableId="973372096">
     <w:abstractNumId w:val="1"/>
   </w:num>
 </w:numbering>
 </file>
 
 <file path=word/styles.xml><?xml version="1.0" encoding="utf-8"?>
-<w:styles xmlns:r="http://schemas.openxmlformats.org/officeDocument/2006/relationships" xmlns:w="http://schemas.openxmlformats.org/wordprocessingml/2006/main">
+<w:styles xmlns:mc="http://schemas.openxmlformats.org/markup-compatibility/2006" xmlns:r="http://schemas.openxmlformats.org/officeDocument/2006/relationships" xmlns:w="http://schemas.openxmlformats.org/wordprocessingml/2006/main" xmlns:w14="http://schemas.microsoft.com/office/word/2010/wordml" xmlns:w15="http://schemas.microsoft.com/office/word/2012/wordml" xmlns:w16cex="http://schemas.microsoft.com/office/word/2018/wordml/cex" xmlns:w16cid="http://schemas.microsoft.com/office/word/2016/wordml/cid" xmlns:w16="http://schemas.microsoft.com/office/word/2018/wordml" xmlns:w16du="http://schemas.microsoft.com/office/word/2023/wordml/word16du" xmlns:w16sdtdh="http://schemas.microsoft.com/office/word/2020/wordml/sdtdatahash" xmlns:w16sdtfl="http://schemas.microsoft.com/office/word/2024/wordml/sdtformatlock" xmlns:w16se="http://schemas.microsoft.com/office/word/2015/wordml/symex" mc:Ignorable="w14 w15 w16se w16cid w16 w16cex w16sdtdh w16sdtfl w16du">
   <w:docDefaults>
     <w:rPrDefault>
       <w:rPr>
@@ -4031,145 +3876,383 @@
       </w:pPr>
     </w:pPrDefault>
   </w:docDefaults>
-  <w:latentStyles w:defLockedState="0" w:defUIPriority="99" w:defSemiHidden="1" w:defUnhideWhenUsed="1" w:defQFormat="0" w:count="267">
-    <w:lsdException w:name="Normal" w:semiHidden="0" w:uiPriority="0" w:unhideWhenUsed="0" w:qFormat="1"/>
-    <w:lsdException w:name="heading 1" w:semiHidden="0" w:uiPriority="1" w:unhideWhenUsed="0" w:qFormat="1"/>
-    <w:lsdException w:name="heading 2" w:uiPriority="1" w:qFormat="1"/>
-    <w:lsdException w:name="heading 3" w:uiPriority="9" w:qFormat="1"/>
-    <w:lsdException w:name="heading 4" w:uiPriority="9" w:qFormat="1"/>
-    <w:lsdException w:name="heading 5" w:uiPriority="9" w:qFormat="1"/>
-    <w:lsdException w:name="heading 6" w:uiPriority="9" w:qFormat="1"/>
-    <w:lsdException w:name="heading 7" w:uiPriority="9" w:qFormat="1"/>
-    <w:lsdException w:name="heading 8" w:uiPriority="9" w:qFormat="1"/>
-    <w:lsdException w:name="heading 9" w:uiPriority="9" w:qFormat="1"/>
-    <w:lsdException w:name="toc 1" w:uiPriority="39"/>
-    <w:lsdException w:name="toc 2" w:uiPriority="39"/>
-    <w:lsdException w:name="toc 3" w:uiPriority="39"/>
-    <w:lsdException w:name="toc 4" w:uiPriority="39"/>
-    <w:lsdException w:name="toc 5" w:uiPriority="39"/>
-    <w:lsdException w:name="toc 6" w:uiPriority="39"/>
-    <w:lsdException w:name="toc 7" w:uiPriority="39"/>
-    <w:lsdException w:name="toc 8" w:uiPriority="39"/>
-    <w:lsdException w:name="toc 9" w:uiPriority="39"/>
-    <w:lsdException w:name="caption" w:uiPriority="35" w:qFormat="1"/>
-    <w:lsdException w:name="Title" w:semiHidden="0" w:uiPriority="10" w:unhideWhenUsed="0" w:qFormat="1"/>
-    <w:lsdException w:name="Default Paragraph Font" w:uiPriority="1"/>
-    <w:lsdException w:name="Body Text" w:uiPriority="1" w:qFormat="1"/>
-    <w:lsdException w:name="Subtitle" w:semiHidden="0" w:uiPriority="11" w:unhideWhenUsed="0" w:qFormat="1"/>
-    <w:lsdException w:name="Strong" w:semiHidden="0" w:uiPriority="22" w:unhideWhenUsed="0" w:qFormat="1"/>
-    <w:lsdException w:name="Emphasis" w:semiHidden="0" w:uiPriority="20" w:unhideWhenUsed="0" w:qFormat="1"/>
-    <w:lsdException w:name="Table Grid" w:semiHidden="0" w:uiPriority="59" w:unhideWhenUsed="0"/>
-    <w:lsdException w:name="Placeholder Text" w:unhideWhenUsed="0"/>
-    <w:lsdException w:name="No Spacing" w:semiHidden="0" w:uiPriority="1" w:unhideWhenUsed="0" w:qFormat="1"/>
-    <w:lsdException w:name="Light Shading" w:semiHidden="0" w:uiPriority="60" w:unhideWhenUsed="0"/>
-    <w:lsdException w:name="Light List" w:semiHidden="0" w:uiPriority="61" w:unhideWhenUsed="0"/>
-    <w:lsdException w:name="Light Grid" w:semiHidden="0" w:uiPriority="62" w:unhideWhenUsed="0"/>
-    <w:lsdException w:name="Medium Shading 1" w:semiHidden="0" w:uiPriority="63" w:unhideWhenUsed="0"/>
-    <w:lsdException w:name="Medium Shading 2" w:semiHidden="0" w:uiPriority="64" w:unhideWhenUsed="0"/>
-    <w:lsdException w:name="Medium List 1" w:semiHidden="0" w:uiPriority="65" w:unhideWhenUsed="0"/>
-    <w:lsdException w:name="Medium List 2" w:semiHidden="0" w:uiPriority="66" w:unhideWhenUsed="0"/>
-    <w:lsdException w:name="Medium Grid 1" w:semiHidden="0" w:uiPriority="67" w:unhideWhenUsed="0"/>
-    <w:lsdException w:name="Medium Grid 2" w:semiHidden="0" w:uiPriority="68" w:unhideWhenUsed="0"/>
-    <w:lsdException w:name="Medium Grid 3" w:semiHidden="0" w:uiPriority="69" w:unhideWhenUsed="0"/>
-    <w:lsdException w:name="Dark List" w:semiHidden="0" w:uiPriority="70" w:unhideWhenUsed="0"/>
-    <w:lsdException w:name="Colorful Shading" w:semiHidden="0" w:uiPriority="71" w:unhideWhenUsed="0"/>
-    <w:lsdException w:name="Colorful List" w:semiHidden="0" w:uiPriority="72" w:unhideWhenUsed="0"/>
-    <w:lsdException w:name="Colorful Grid" w:semiHidden="0" w:uiPriority="73" w:unhideWhenUsed="0"/>
-    <w:lsdException w:name="Light Shading Accent 1" w:semiHidden="0" w:uiPriority="60" w:unhideWhenUsed="0"/>
-    <w:lsdException w:name="Light List Accent 1" w:semiHidden="0" w:uiPriority="61" w:unhideWhenUsed="0"/>
-    <w:lsdException w:name="Light Grid Accent 1" w:semiHidden="0" w:uiPriority="62" w:unhideWhenUsed="0"/>
-    <w:lsdException w:name="Medium Shading 1 Accent 1" w:semiHidden="0" w:uiPriority="63" w:unhideWhenUsed="0"/>
-    <w:lsdException w:name="Medium Shading 2 Accent 1" w:semiHidden="0" w:uiPriority="64" w:unhideWhenUsed="0"/>
-    <w:lsdException w:name="Medium List 1 Accent 1" w:semiHidden="0" w:uiPriority="65" w:unhideWhenUsed="0"/>
-    <w:lsdException w:name="Revision" w:unhideWhenUsed="0"/>
-    <w:lsdException w:name="List Paragraph" w:semiHidden="0" w:uiPriority="34" w:unhideWhenUsed="0" w:qFormat="1"/>
-    <w:lsdException w:name="Quote" w:semiHidden="0" w:uiPriority="29" w:unhideWhenUsed="0" w:qFormat="1"/>
-    <w:lsdException w:name="Intense Quote" w:semiHidden="0" w:uiPriority="30" w:unhideWhenUsed="0" w:qFormat="1"/>
-    <w:lsdException w:name="Medium List 2 Accent 1" w:semiHidden="0" w:uiPriority="66" w:unhideWhenUsed="0"/>
-    <w:lsdException w:name="Medium Grid 1 Accent 1" w:semiHidden="0" w:uiPriority="67" w:unhideWhenUsed="0"/>
-    <w:lsdException w:name="Medium Grid 2 Accent 1" w:semiHidden="0" w:uiPriority="68" w:unhideWhenUsed="0"/>
-    <w:lsdException w:name="Medium Grid 3 Accent 1" w:semiHidden="0" w:uiPriority="69" w:unhideWhenUsed="0"/>
-    <w:lsdException w:name="Dark List Accent 1" w:semiHidden="0" w:uiPriority="70" w:unhideWhenUsed="0"/>
-    <w:lsdException w:name="Colorful Shading Accent 1" w:semiHidden="0" w:uiPriority="71" w:unhideWhenUsed="0"/>
-    <w:lsdException w:name="Colorful List Accent 1" w:semiHidden="0" w:uiPriority="72" w:unhideWhenUsed="0"/>
-    <w:lsdException w:name="Colorful Grid Accent 1" w:semiHidden="0" w:uiPriority="73" w:unhideWhenUsed="0"/>
-    <w:lsdException w:name="Light Shading Accent 2" w:semiHidden="0" w:uiPriority="60" w:unhideWhenUsed="0"/>
-    <w:lsdException w:name="Light List Accent 2" w:semiHidden="0" w:uiPriority="61" w:unhideWhenUsed="0"/>
-    <w:lsdException w:name="Light Grid Accent 2" w:semiHidden="0" w:uiPriority="62" w:unhideWhenUsed="0"/>
-    <w:lsdException w:name="Medium Shading 1 Accent 2" w:semiHidden="0" w:uiPriority="63" w:unhideWhenUsed="0"/>
-    <w:lsdException w:name="Medium Shading 2 Accent 2" w:semiHidden="0" w:uiPriority="64" w:unhideWhenUsed="0"/>
-    <w:lsdException w:name="Medium List 1 Accent 2" w:semiHidden="0" w:uiPriority="65" w:unhideWhenUsed="0"/>
-    <w:lsdException w:name="Medium List 2 Accent 2" w:semiHidden="0" w:uiPriority="66" w:unhideWhenUsed="0"/>
-    <w:lsdException w:name="Medium Grid 1 Accent 2" w:semiHidden="0" w:uiPriority="67" w:unhideWhenUsed="0"/>
-    <w:lsdException w:name="Medium Grid 2 Accent 2" w:semiHidden="0" w:uiPriority="68" w:unhideWhenUsed="0"/>
-    <w:lsdException w:name="Medium Grid 3 Accent 2" w:semiHidden="0" w:uiPriority="69" w:unhideWhenUsed="0"/>
-    <w:lsdException w:name="Dark List Accent 2" w:semiHidden="0" w:uiPriority="70" w:unhideWhenUsed="0"/>
-    <w:lsdException w:name="Colorful Shading Accent 2" w:semiHidden="0" w:uiPriority="71" w:unhideWhenUsed="0"/>
-    <w:lsdException w:name="Colorful List Accent 2" w:semiHidden="0" w:uiPriority="72" w:unhideWhenUsed="0"/>
-    <w:lsdException w:name="Colorful Grid Accent 2" w:semiHidden="0" w:uiPriority="73" w:unhideWhenUsed="0"/>
-    <w:lsdException w:name="Light Shading Accent 3" w:semiHidden="0" w:uiPriority="60" w:unhideWhenUsed="0"/>
-    <w:lsdException w:name="Light List Accent 3" w:semiHidden="0" w:uiPriority="61" w:unhideWhenUsed="0"/>
-    <w:lsdException w:name="Light Grid Accent 3" w:semiHidden="0" w:uiPriority="62" w:unhideWhenUsed="0"/>
-    <w:lsdException w:name="Medium Shading 1 Accent 3" w:semiHidden="0" w:uiPriority="63" w:unhideWhenUsed="0"/>
-    <w:lsdException w:name="Medium Shading 2 Accent 3" w:semiHidden="0" w:uiPriority="64" w:unhideWhenUsed="0"/>
-    <w:lsdException w:name="Medium List 1 Accent 3" w:semiHidden="0" w:uiPriority="65" w:unhideWhenUsed="0"/>
-    <w:lsdException w:name="Medium List 2 Accent 3" w:semiHidden="0" w:uiPriority="66" w:unhideWhenUsed="0"/>
-    <w:lsdException w:name="Medium Grid 1 Accent 3" w:semiHidden="0" w:uiPriority="67" w:unhideWhenUsed="0"/>
-    <w:lsdException w:name="Medium Grid 2 Accent 3" w:semiHidden="0" w:uiPriority="68" w:unhideWhenUsed="0"/>
-    <w:lsdException w:name="Medium Grid 3 Accent 3" w:semiHidden="0" w:uiPriority="69" w:unhideWhenUsed="0"/>
-    <w:lsdException w:name="Dark List Accent 3" w:semiHidden="0" w:uiPriority="70" w:unhideWhenUsed="0"/>
-    <w:lsdException w:name="Colorful Shading Accent 3" w:semiHidden="0" w:uiPriority="71" w:unhideWhenUsed="0"/>
-    <w:lsdException w:name="Colorful List Accent 3" w:semiHidden="0" w:uiPriority="72" w:unhideWhenUsed="0"/>
-    <w:lsdException w:name="Colorful Grid Accent 3" w:semiHidden="0" w:uiPriority="73" w:unhideWhenUsed="0"/>
-    <w:lsdException w:name="Light Shading Accent 4" w:semiHidden="0" w:uiPriority="60" w:unhideWhenUsed="0"/>
-    <w:lsdException w:name="Light List Accent 4" w:semiHidden="0" w:uiPriority="61" w:unhideWhenUsed="0"/>
-    <w:lsdException w:name="Light Grid Accent 4" w:semiHidden="0" w:uiPriority="62" w:unhideWhenUsed="0"/>
-    <w:lsdException w:name="Medium Shading 1 Accent 4" w:semiHidden="0" w:uiPriority="63" w:unhideWhenUsed="0"/>
-    <w:lsdException w:name="Medium Shading 2 Accent 4" w:semiHidden="0" w:uiPriority="64" w:unhideWhenUsed="0"/>
-    <w:lsdException w:name="Medium List 1 Accent 4" w:semiHidden="0" w:uiPriority="65" w:unhideWhenUsed="0"/>
-    <w:lsdException w:name="Medium List 2 Accent 4" w:semiHidden="0" w:uiPriority="66" w:unhideWhenUsed="0"/>
-    <w:lsdException w:name="Medium Grid 1 Accent 4" w:semiHidden="0" w:uiPriority="67" w:unhideWhenUsed="0"/>
-    <w:lsdException w:name="Medium Grid 2 Accent 4" w:semiHidden="0" w:uiPriority="68" w:unhideWhenUsed="0"/>
-    <w:lsdException w:name="Medium Grid 3 Accent 4" w:semiHidden="0" w:uiPriority="69" w:unhideWhenUsed="0"/>
-    <w:lsdException w:name="Dark List Accent 4" w:semiHidden="0" w:uiPriority="70" w:unhideWhenUsed="0"/>
-    <w:lsdException w:name="Colorful Shading Accent 4" w:semiHidden="0" w:uiPriority="71" w:unhideWhenUsed="0"/>
-    <w:lsdException w:name="Colorful List Accent 4" w:semiHidden="0" w:uiPriority="72" w:unhideWhenUsed="0"/>
-    <w:lsdException w:name="Colorful Grid Accent 4" w:semiHidden="0" w:uiPriority="73" w:unhideWhenUsed="0"/>
-    <w:lsdException w:name="Light Shading Accent 5" w:semiHidden="0" w:uiPriority="60" w:unhideWhenUsed="0"/>
-    <w:lsdException w:name="Light List Accent 5" w:semiHidden="0" w:uiPriority="61" w:unhideWhenUsed="0"/>
-    <w:lsdException w:name="Light Grid Accent 5" w:semiHidden="0" w:uiPriority="62" w:unhideWhenUsed="0"/>
-    <w:lsdException w:name="Medium Shading 1 Accent 5" w:semiHidden="0" w:uiPriority="63" w:unhideWhenUsed="0"/>
-    <w:lsdException w:name="Medium Shading 2 Accent 5" w:semiHidden="0" w:uiPriority="64" w:unhideWhenUsed="0"/>
-    <w:lsdException w:name="Medium List 1 Accent 5" w:semiHidden="0" w:uiPriority="65" w:unhideWhenUsed="0"/>
-    <w:lsdException w:name="Medium List 2 Accent 5" w:semiHidden="0" w:uiPriority="66" w:unhideWhenUsed="0"/>
-    <w:lsdException w:name="Medium Grid 1 Accent 5" w:semiHidden="0" w:uiPriority="67" w:unhideWhenUsed="0"/>
-    <w:lsdException w:name="Medium Grid 2 Accent 5" w:semiHidden="0" w:uiPriority="68" w:unhideWhenUsed="0"/>
-    <w:lsdException w:name="Medium Grid 3 Accent 5" w:semiHidden="0" w:uiPriority="69" w:unhideWhenUsed="0"/>
-    <w:lsdException w:name="Dark List Accent 5" w:semiHidden="0" w:uiPriority="70" w:unhideWhenUsed="0"/>
-    <w:lsdException w:name="Colorful Shading Accent 5" w:semiHidden="0" w:uiPriority="71" w:unhideWhenUsed="0"/>
-    <w:lsdException w:name="Colorful List Accent 5" w:semiHidden="0" w:uiPriority="72" w:unhideWhenUsed="0"/>
-    <w:lsdException w:name="Colorful Grid Accent 5" w:semiHidden="0" w:uiPriority="73" w:unhideWhenUsed="0"/>
-    <w:lsdException w:name="Light Shading Accent 6" w:semiHidden="0" w:uiPriority="60" w:unhideWhenUsed="0"/>
-    <w:lsdException w:name="Light List Accent 6" w:semiHidden="0" w:uiPriority="61" w:unhideWhenUsed="0"/>
-    <w:lsdException w:name="Light Grid Accent 6" w:semiHidden="0" w:uiPriority="62" w:unhideWhenUsed="0"/>
-    <w:lsdException w:name="Medium Shading 1 Accent 6" w:semiHidden="0" w:uiPriority="63" w:unhideWhenUsed="0"/>
-    <w:lsdException w:name="Medium Shading 2 Accent 6" w:semiHidden="0" w:uiPriority="64" w:unhideWhenUsed="0"/>
-    <w:lsdException w:name="Medium List 1 Accent 6" w:semiHidden="0" w:uiPriority="65" w:unhideWhenUsed="0"/>
-    <w:lsdException w:name="Medium List 2 Accent 6" w:semiHidden="0" w:uiPriority="66" w:unhideWhenUsed="0"/>
-    <w:lsdException w:name="Medium Grid 1 Accent 6" w:semiHidden="0" w:uiPriority="67" w:unhideWhenUsed="0"/>
-    <w:lsdException w:name="Medium Grid 2 Accent 6" w:semiHidden="0" w:uiPriority="68" w:unhideWhenUsed="0"/>
-    <w:lsdException w:name="Medium Grid 3 Accent 6" w:semiHidden="0" w:uiPriority="69" w:unhideWhenUsed="0"/>
-    <w:lsdException w:name="Dark List Accent 6" w:semiHidden="0" w:uiPriority="70" w:unhideWhenUsed="0"/>
-    <w:lsdException w:name="Colorful Shading Accent 6" w:semiHidden="0" w:uiPriority="71" w:unhideWhenUsed="0"/>
-    <w:lsdException w:name="Colorful List Accent 6" w:semiHidden="0" w:uiPriority="72" w:unhideWhenUsed="0"/>
-    <w:lsdException w:name="Colorful Grid Accent 6" w:semiHidden="0" w:uiPriority="73" w:unhideWhenUsed="0"/>
-    <w:lsdException w:name="Subtle Emphasis" w:semiHidden="0" w:uiPriority="19" w:unhideWhenUsed="0" w:qFormat="1"/>
-    <w:lsdException w:name="Intense Emphasis" w:semiHidden="0" w:uiPriority="21" w:unhideWhenUsed="0" w:qFormat="1"/>
-    <w:lsdException w:name="Subtle Reference" w:semiHidden="0" w:uiPriority="31" w:unhideWhenUsed="0" w:qFormat="1"/>
-    <w:lsdException w:name="Intense Reference" w:semiHidden="0" w:uiPriority="32" w:unhideWhenUsed="0" w:qFormat="1"/>
-    <w:lsdException w:name="Book Title" w:semiHidden="0" w:uiPriority="33" w:unhideWhenUsed="0" w:qFormat="1"/>
-    <w:lsdException w:name="Bibliography" w:uiPriority="37"/>
-    <w:lsdException w:name="TOC Heading" w:uiPriority="39" w:qFormat="1"/>
+  <w:latentStyles w:defLockedState="0" w:defUIPriority="99" w:defSemiHidden="0" w:defUnhideWhenUsed="0" w:defQFormat="0" w:count="376">
+    <w:lsdException w:name="Normal" w:uiPriority="0" w:qFormat="1"/>
+    <w:lsdException w:name="heading 1" w:uiPriority="1" w:qFormat="1"/>
+    <w:lsdException w:name="heading 2" w:semiHidden="1" w:uiPriority="1" w:unhideWhenUsed="1" w:qFormat="1"/>
+    <w:lsdException w:name="heading 3" w:semiHidden="1" w:uiPriority="9" w:unhideWhenUsed="1" w:qFormat="1"/>
+    <w:lsdException w:name="heading 4" w:semiHidden="1" w:uiPriority="9" w:unhideWhenUsed="1" w:qFormat="1"/>
+    <w:lsdException w:name="heading 5" w:semiHidden="1" w:uiPriority="9" w:unhideWhenUsed="1" w:qFormat="1"/>
+    <w:lsdException w:name="heading 6" w:semiHidden="1" w:uiPriority="9" w:unhideWhenUsed="1" w:qFormat="1"/>
+    <w:lsdException w:name="heading 7" w:semiHidden="1" w:uiPriority="9" w:unhideWhenUsed="1" w:qFormat="1"/>
+    <w:lsdException w:name="heading 8" w:semiHidden="1" w:uiPriority="9" w:unhideWhenUsed="1" w:qFormat="1"/>
+    <w:lsdException w:name="heading 9" w:semiHidden="1" w:uiPriority="9" w:unhideWhenUsed="1" w:qFormat="1"/>
+    <w:lsdException w:name="index 1" w:semiHidden="1" w:unhideWhenUsed="1"/>
+    <w:lsdException w:name="index 2" w:semiHidden="1" w:unhideWhenUsed="1"/>
+    <w:lsdException w:name="index 3" w:semiHidden="1" w:unhideWhenUsed="1"/>
+    <w:lsdException w:name="index 4" w:semiHidden="1" w:unhideWhenUsed="1"/>
+    <w:lsdException w:name="index 5" w:semiHidden="1" w:unhideWhenUsed="1"/>
+    <w:lsdException w:name="index 6" w:semiHidden="1" w:unhideWhenUsed="1"/>
+    <w:lsdException w:name="index 7" w:semiHidden="1" w:unhideWhenUsed="1"/>
+    <w:lsdException w:name="index 8" w:semiHidden="1" w:unhideWhenUsed="1"/>
+    <w:lsdException w:name="index 9" w:semiHidden="1" w:unhideWhenUsed="1"/>
+    <w:lsdException w:name="toc 1" w:semiHidden="1" w:uiPriority="39" w:unhideWhenUsed="1"/>
+    <w:lsdException w:name="toc 2" w:semiHidden="1" w:uiPriority="39" w:unhideWhenUsed="1"/>
+    <w:lsdException w:name="toc 3" w:semiHidden="1" w:uiPriority="39" w:unhideWhenUsed="1"/>
+    <w:lsdException w:name="toc 4" w:semiHidden="1" w:uiPriority="39" w:unhideWhenUsed="1"/>
+    <w:lsdException w:name="toc 5" w:semiHidden="1" w:uiPriority="39" w:unhideWhenUsed="1"/>
+    <w:lsdException w:name="toc 6" w:semiHidden="1" w:uiPriority="39" w:unhideWhenUsed="1"/>
+    <w:lsdException w:name="toc 7" w:semiHidden="1" w:uiPriority="39" w:unhideWhenUsed="1"/>
+    <w:lsdException w:name="toc 8" w:semiHidden="1" w:uiPriority="39" w:unhideWhenUsed="1"/>
+    <w:lsdException w:name="toc 9" w:semiHidden="1" w:uiPriority="39" w:unhideWhenUsed="1"/>
+    <w:lsdException w:name="Normal Indent" w:semiHidden="1" w:unhideWhenUsed="1"/>
+    <w:lsdException w:name="footnote text" w:semiHidden="1" w:unhideWhenUsed="1"/>
+    <w:lsdException w:name="annotation text" w:semiHidden="1" w:unhideWhenUsed="1"/>
+    <w:lsdException w:name="header" w:semiHidden="1" w:unhideWhenUsed="1"/>
+    <w:lsdException w:name="footer" w:semiHidden="1" w:unhideWhenUsed="1"/>
+    <w:lsdException w:name="index heading" w:semiHidden="1" w:unhideWhenUsed="1"/>
+    <w:lsdException w:name="caption" w:semiHidden="1" w:uiPriority="35" w:unhideWhenUsed="1" w:qFormat="1"/>
+    <w:lsdException w:name="table of figures" w:semiHidden="1" w:unhideWhenUsed="1"/>
+    <w:lsdException w:name="envelope address" w:semiHidden="1" w:unhideWhenUsed="1"/>
+    <w:lsdException w:name="envelope return" w:semiHidden="1" w:unhideWhenUsed="1"/>
+    <w:lsdException w:name="footnote reference" w:semiHidden="1" w:unhideWhenUsed="1"/>
+    <w:lsdException w:name="annotation reference" w:semiHidden="1" w:unhideWhenUsed="1"/>
+    <w:lsdException w:name="line number" w:semiHidden="1" w:unhideWhenUsed="1"/>
+    <w:lsdException w:name="page number" w:semiHidden="1" w:unhideWhenUsed="1"/>
+    <w:lsdException w:name="endnote reference" w:semiHidden="1" w:unhideWhenUsed="1"/>
+    <w:lsdException w:name="endnote text" w:semiHidden="1" w:unhideWhenUsed="1"/>
+    <w:lsdException w:name="table of authorities" w:semiHidden="1" w:unhideWhenUsed="1"/>
+    <w:lsdException w:name="macro" w:semiHidden="1" w:unhideWhenUsed="1"/>
+    <w:lsdException w:name="toa heading" w:semiHidden="1" w:unhideWhenUsed="1"/>
+    <w:lsdException w:name="List" w:semiHidden="1" w:unhideWhenUsed="1"/>
+    <w:lsdException w:name="List Bullet" w:semiHidden="1" w:unhideWhenUsed="1"/>
+    <w:lsdException w:name="List Number" w:semiHidden="1" w:unhideWhenUsed="1"/>
+    <w:lsdException w:name="List 2" w:semiHidden="1" w:unhideWhenUsed="1"/>
+    <w:lsdException w:name="List 3" w:semiHidden="1" w:unhideWhenUsed="1"/>
+    <w:lsdException w:name="List 4" w:semiHidden="1" w:unhideWhenUsed="1"/>
+    <w:lsdException w:name="List 5" w:semiHidden="1" w:unhideWhenUsed="1"/>
+    <w:lsdException w:name="List Bullet 2" w:semiHidden="1" w:unhideWhenUsed="1"/>
+    <w:lsdException w:name="List Bullet 3" w:semiHidden="1" w:unhideWhenUsed="1"/>
+    <w:lsdException w:name="List Bullet 4" w:semiHidden="1" w:unhideWhenUsed="1"/>
+    <w:lsdException w:name="List Bullet 5" w:semiHidden="1" w:unhideWhenUsed="1"/>
+    <w:lsdException w:name="List Number 2" w:semiHidden="1" w:unhideWhenUsed="1"/>
+    <w:lsdException w:name="List Number 3" w:semiHidden="1" w:unhideWhenUsed="1"/>
+    <w:lsdException w:name="List Number 4" w:semiHidden="1" w:unhideWhenUsed="1"/>
+    <w:lsdException w:name="List Number 5" w:semiHidden="1" w:unhideWhenUsed="1"/>
+    <w:lsdException w:name="Title" w:uiPriority="10" w:qFormat="1"/>
+    <w:lsdException w:name="Closing" w:semiHidden="1" w:unhideWhenUsed="1"/>
+    <w:lsdException w:name="Signature" w:semiHidden="1" w:unhideWhenUsed="1"/>
+    <w:lsdException w:name="Default Paragraph Font" w:semiHidden="1" w:uiPriority="1" w:unhideWhenUsed="1"/>
+    <w:lsdException w:name="Body Text" w:semiHidden="1" w:uiPriority="1" w:unhideWhenUsed="1" w:qFormat="1"/>
+    <w:lsdException w:name="Body Text Indent" w:semiHidden="1" w:unhideWhenUsed="1"/>
+    <w:lsdException w:name="List Continue" w:semiHidden="1" w:unhideWhenUsed="1"/>
+    <w:lsdException w:name="List Continue 2" w:semiHidden="1" w:unhideWhenUsed="1"/>
+    <w:lsdException w:name="List Continue 3" w:semiHidden="1" w:unhideWhenUsed="1"/>
+    <w:lsdException w:name="List Continue 4" w:semiHidden="1" w:unhideWhenUsed="1"/>
+    <w:lsdException w:name="List Continue 5" w:semiHidden="1" w:unhideWhenUsed="1"/>
+    <w:lsdException w:name="Message Header" w:semiHidden="1" w:unhideWhenUsed="1"/>
+    <w:lsdException w:name="Subtitle" w:uiPriority="11" w:qFormat="1"/>
+    <w:lsdException w:name="Salutation" w:semiHidden="1" w:unhideWhenUsed="1"/>
+    <w:lsdException w:name="Date" w:semiHidden="1" w:unhideWhenUsed="1"/>
+    <w:lsdException w:name="Body Text First Indent" w:semiHidden="1" w:unhideWhenUsed="1"/>
+    <w:lsdException w:name="Body Text First Indent 2" w:semiHidden="1" w:unhideWhenUsed="1"/>
+    <w:lsdException w:name="Note Heading" w:semiHidden="1" w:unhideWhenUsed="1"/>
+    <w:lsdException w:name="Body Text 2" w:semiHidden="1" w:unhideWhenUsed="1"/>
+    <w:lsdException w:name="Body Text 3" w:semiHidden="1" w:unhideWhenUsed="1"/>
+    <w:lsdException w:name="Body Text Indent 2" w:semiHidden="1" w:unhideWhenUsed="1"/>
+    <w:lsdException w:name="Body Text Indent 3" w:semiHidden="1" w:unhideWhenUsed="1"/>
+    <w:lsdException w:name="Block Text" w:semiHidden="1" w:unhideWhenUsed="1"/>
+    <w:lsdException w:name="Hyperlink" w:semiHidden="1" w:unhideWhenUsed="1"/>
+    <w:lsdException w:name="FollowedHyperlink" w:semiHidden="1" w:unhideWhenUsed="1"/>
+    <w:lsdException w:name="Strong" w:uiPriority="22" w:qFormat="1"/>
+    <w:lsdException w:name="Emphasis" w:uiPriority="20" w:qFormat="1"/>
+    <w:lsdException w:name="Document Map" w:semiHidden="1" w:unhideWhenUsed="1"/>
+    <w:lsdException w:name="Plain Text" w:semiHidden="1" w:unhideWhenUsed="1"/>
+    <w:lsdException w:name="E-mail Signature" w:semiHidden="1" w:unhideWhenUsed="1"/>
+    <w:lsdException w:name="HTML Top of Form" w:semiHidden="1" w:unhideWhenUsed="1"/>
+    <w:lsdException w:name="HTML Bottom of Form" w:semiHidden="1" w:unhideWhenUsed="1"/>
+    <w:lsdException w:name="Normal (Web)" w:semiHidden="1" w:unhideWhenUsed="1"/>
+    <w:lsdException w:name="HTML Acronym" w:semiHidden="1" w:unhideWhenUsed="1"/>
+    <w:lsdException w:name="HTML Address" w:semiHidden="1" w:unhideWhenUsed="1"/>
+    <w:lsdException w:name="HTML Cite" w:semiHidden="1" w:unhideWhenUsed="1"/>
+    <w:lsdException w:name="HTML Code" w:semiHidden="1" w:unhideWhenUsed="1"/>
+    <w:lsdException w:name="HTML Definition" w:semiHidden="1" w:unhideWhenUsed="1"/>
+    <w:lsdException w:name="HTML Keyboard" w:semiHidden="1" w:unhideWhenUsed="1"/>
+    <w:lsdException w:name="HTML Preformatted" w:semiHidden="1" w:unhideWhenUsed="1"/>
+    <w:lsdException w:name="HTML Sample" w:semiHidden="1" w:unhideWhenUsed="1"/>
+    <w:lsdException w:name="HTML Typewriter" w:semiHidden="1" w:unhideWhenUsed="1"/>
+    <w:lsdException w:name="HTML Variable" w:semiHidden="1" w:unhideWhenUsed="1"/>
+    <w:lsdException w:name="Normal Table" w:semiHidden="1" w:unhideWhenUsed="1"/>
+    <w:lsdException w:name="annotation subject" w:semiHidden="1" w:unhideWhenUsed="1"/>
+    <w:lsdException w:name="No List" w:semiHidden="1" w:unhideWhenUsed="1"/>
+    <w:lsdException w:name="Outline List 1" w:semiHidden="1" w:unhideWhenUsed="1"/>
+    <w:lsdException w:name="Outline List 2" w:semiHidden="1" w:unhideWhenUsed="1"/>
+    <w:lsdException w:name="Outline List 3" w:semiHidden="1" w:unhideWhenUsed="1"/>
+    <w:lsdException w:name="Table Simple 1" w:semiHidden="1" w:unhideWhenUsed="1"/>
+    <w:lsdException w:name="Table Simple 2" w:semiHidden="1" w:unhideWhenUsed="1"/>
+    <w:lsdException w:name="Table Simple 3" w:semiHidden="1" w:unhideWhenUsed="1"/>
+    <w:lsdException w:name="Table Classic 1" w:semiHidden="1" w:unhideWhenUsed="1"/>
+    <w:lsdException w:name="Table Classic 2" w:semiHidden="1" w:unhideWhenUsed="1"/>
+    <w:lsdException w:name="Table Classic 3" w:semiHidden="1" w:unhideWhenUsed="1"/>
+    <w:lsdException w:name="Table Classic 4" w:semiHidden="1" w:unhideWhenUsed="1"/>
+    <w:lsdException w:name="Table Colorful 1" w:semiHidden="1" w:unhideWhenUsed="1"/>
+    <w:lsdException w:name="Table Colorful 2" w:semiHidden="1" w:unhideWhenUsed="1"/>
+    <w:lsdException w:name="Table Colorful 3" w:semiHidden="1" w:unhideWhenUsed="1"/>
+    <w:lsdException w:name="Table Columns 1" w:semiHidden="1" w:unhideWhenUsed="1"/>
+    <w:lsdException w:name="Table Columns 2" w:semiHidden="1" w:unhideWhenUsed="1"/>
+    <w:lsdException w:name="Table Columns 3" w:semiHidden="1" w:unhideWhenUsed="1"/>
+    <w:lsdException w:name="Table Columns 4" w:semiHidden="1" w:unhideWhenUsed="1"/>
+    <w:lsdException w:name="Table Columns 5" w:semiHidden="1" w:unhideWhenUsed="1"/>
+    <w:lsdException w:name="Table Grid 1" w:semiHidden="1" w:unhideWhenUsed="1"/>
+    <w:lsdException w:name="Table Grid 2" w:semiHidden="1" w:unhideWhenUsed="1"/>
+    <w:lsdException w:name="Table Grid 3" w:semiHidden="1" w:unhideWhenUsed="1"/>
+    <w:lsdException w:name="Table Grid 4" w:semiHidden="1" w:unhideWhenUsed="1"/>
+    <w:lsdException w:name="Table Grid 5" w:semiHidden="1" w:unhideWhenUsed="1"/>
+    <w:lsdException w:name="Table Grid 6" w:semiHidden="1" w:unhideWhenUsed="1"/>
+    <w:lsdException w:name="Table Grid 7" w:semiHidden="1" w:unhideWhenUsed="1"/>
+    <w:lsdException w:name="Table Grid 8" w:semiHidden="1" w:unhideWhenUsed="1"/>
+    <w:lsdException w:name="Table List 1" w:semiHidden="1" w:unhideWhenUsed="1"/>
+    <w:lsdException w:name="Table List 2" w:semiHidden="1" w:unhideWhenUsed="1"/>
+    <w:lsdException w:name="Table List 3" w:semiHidden="1" w:unhideWhenUsed="1"/>
+    <w:lsdException w:name="Table List 4" w:semiHidden="1" w:unhideWhenUsed="1"/>
+    <w:lsdException w:name="Table List 5" w:semiHidden="1" w:unhideWhenUsed="1"/>
+    <w:lsdException w:name="Table List 6" w:semiHidden="1" w:unhideWhenUsed="1"/>
+    <w:lsdException w:name="Table List 7" w:semiHidden="1" w:unhideWhenUsed="1"/>
+    <w:lsdException w:name="Table List 8" w:semiHidden="1" w:unhideWhenUsed="1"/>
+    <w:lsdException w:name="Table 3D effects 1" w:semiHidden="1" w:unhideWhenUsed="1"/>
+    <w:lsdException w:name="Table 3D effects 2" w:semiHidden="1" w:unhideWhenUsed="1"/>
+    <w:lsdException w:name="Table 3D effects 3" w:semiHidden="1" w:unhideWhenUsed="1"/>
+    <w:lsdException w:name="Table Contemporary" w:semiHidden="1" w:unhideWhenUsed="1"/>
+    <w:lsdException w:name="Table Elegant" w:semiHidden="1" w:unhideWhenUsed="1"/>
+    <w:lsdException w:name="Table Professional" w:semiHidden="1" w:unhideWhenUsed="1"/>
+    <w:lsdException w:name="Table Subtle 1" w:semiHidden="1" w:unhideWhenUsed="1"/>
+    <w:lsdException w:name="Table Subtle 2" w:semiHidden="1" w:unhideWhenUsed="1"/>
+    <w:lsdException w:name="Table Web 1" w:semiHidden="1" w:unhideWhenUsed="1"/>
+    <w:lsdException w:name="Table Web 2" w:semiHidden="1" w:unhideWhenUsed="1"/>
+    <w:lsdException w:name="Table Web 3" w:semiHidden="1" w:unhideWhenUsed="1"/>
+    <w:lsdException w:name="Balloon Text" w:semiHidden="1" w:unhideWhenUsed="1"/>
+    <w:lsdException w:name="Table Grid" w:uiPriority="59"/>
+    <w:lsdException w:name="Table Theme" w:semiHidden="1" w:unhideWhenUsed="1"/>
+    <w:lsdException w:name="Placeholder Text" w:semiHidden="1"/>
+    <w:lsdException w:name="No Spacing" w:uiPriority="1" w:qFormat="1"/>
+    <w:lsdException w:name="Light Shading" w:uiPriority="60"/>
+    <w:lsdException w:name="Light List" w:uiPriority="61"/>
+    <w:lsdException w:name="Light Grid" w:uiPriority="62"/>
+    <w:lsdException w:name="Medium Shading 1" w:uiPriority="63"/>
+    <w:lsdException w:name="Medium Shading 2" w:uiPriority="64"/>
+    <w:lsdException w:name="Medium List 1" w:uiPriority="65"/>
+    <w:lsdException w:name="Medium List 2" w:uiPriority="66"/>
+    <w:lsdException w:name="Medium Grid 1" w:uiPriority="67"/>
+    <w:lsdException w:name="Medium Grid 2" w:uiPriority="68"/>
+    <w:lsdException w:name="Medium Grid 3" w:uiPriority="69"/>
+    <w:lsdException w:name="Dark List" w:uiPriority="70"/>
+    <w:lsdException w:name="Colorful Shading" w:uiPriority="71"/>
+    <w:lsdException w:name="Colorful List" w:uiPriority="72"/>
+    <w:lsdException w:name="Colorful Grid" w:uiPriority="73"/>
+    <w:lsdException w:name="Light Shading Accent 1" w:uiPriority="60"/>
+    <w:lsdException w:name="Light List Accent 1" w:uiPriority="61"/>
+    <w:lsdException w:name="Light Grid Accent 1" w:uiPriority="62"/>
+    <w:lsdException w:name="Medium Shading 1 Accent 1" w:uiPriority="63"/>
+    <w:lsdException w:name="Medium Shading 2 Accent 1" w:uiPriority="64"/>
+    <w:lsdException w:name="Medium List 1 Accent 1" w:uiPriority="65"/>
+    <w:lsdException w:name="Revision" w:semiHidden="1"/>
+    <w:lsdException w:name="List Paragraph" w:uiPriority="34" w:qFormat="1"/>
+    <w:lsdException w:name="Quote" w:uiPriority="29" w:qFormat="1"/>
+    <w:lsdException w:name="Intense Quote" w:uiPriority="30" w:qFormat="1"/>
+    <w:lsdException w:name="Medium List 2 Accent 1" w:uiPriority="66"/>
+    <w:lsdException w:name="Medium Grid 1 Accent 1" w:uiPriority="67"/>
+    <w:lsdException w:name="Medium Grid 2 Accent 1" w:uiPriority="68"/>
+    <w:lsdException w:name="Medium Grid 3 Accent 1" w:uiPriority="69"/>
+    <w:lsdException w:name="Dark List Accent 1" w:uiPriority="70"/>
+    <w:lsdException w:name="Colorful Shading Accent 1" w:uiPriority="71"/>
+    <w:lsdException w:name="Colorful List Accent 1" w:uiPriority="72"/>
+    <w:lsdException w:name="Colorful Grid Accent 1" w:uiPriority="73"/>
+    <w:lsdException w:name="Light Shading Accent 2" w:uiPriority="60"/>
+    <w:lsdException w:name="Light List Accent 2" w:uiPriority="61"/>
+    <w:lsdException w:name="Light Grid Accent 2" w:uiPriority="62"/>
+    <w:lsdException w:name="Medium Shading 1 Accent 2" w:uiPriority="63"/>
+    <w:lsdException w:name="Medium Shading 2 Accent 2" w:uiPriority="64"/>
+    <w:lsdException w:name="Medium List 1 Accent 2" w:uiPriority="65"/>
+    <w:lsdException w:name="Medium List 2 Accent 2" w:uiPriority="66"/>
+    <w:lsdException w:name="Medium Grid 1 Accent 2" w:uiPriority="67"/>
+    <w:lsdException w:name="Medium Grid 2 Accent 2" w:uiPriority="68"/>
+    <w:lsdException w:name="Medium Grid 3 Accent 2" w:uiPriority="69"/>
+    <w:lsdException w:name="Dark List Accent 2" w:uiPriority="70"/>
+    <w:lsdException w:name="Colorful Shading Accent 2" w:uiPriority="71"/>
+    <w:lsdException w:name="Colorful List Accent 2" w:uiPriority="72"/>
+    <w:lsdException w:name="Colorful Grid Accent 2" w:uiPriority="73"/>
+    <w:lsdException w:name="Light Shading Accent 3" w:uiPriority="60"/>
+    <w:lsdException w:name="Light List Accent 3" w:uiPriority="61"/>
+    <w:lsdException w:name="Light Grid Accent 3" w:uiPriority="62"/>
+    <w:lsdException w:name="Medium Shading 1 Accent 3" w:uiPriority="63"/>
+    <w:lsdException w:name="Medium Shading 2 Accent 3" w:uiPriority="64"/>
+    <w:lsdException w:name="Medium List 1 Accent 3" w:uiPriority="65"/>
+    <w:lsdException w:name="Medium List 2 Accent 3" w:uiPriority="66"/>
+    <w:lsdException w:name="Medium Grid 1 Accent 3" w:uiPriority="67"/>
+    <w:lsdException w:name="Medium Grid 2 Accent 3" w:uiPriority="68"/>
+    <w:lsdException w:name="Medium Grid 3 Accent 3" w:uiPriority="69"/>
+    <w:lsdException w:name="Dark List Accent 3" w:uiPriority="70"/>
+    <w:lsdException w:name="Colorful Shading Accent 3" w:uiPriority="71"/>
+    <w:lsdException w:name="Colorful List Accent 3" w:uiPriority="72"/>
+    <w:lsdException w:name="Colorful Grid Accent 3" w:uiPriority="73"/>
+    <w:lsdException w:name="Light Shading Accent 4" w:uiPriority="60"/>
+    <w:lsdException w:name="Light List Accent 4" w:uiPriority="61"/>
+    <w:lsdException w:name="Light Grid Accent 4" w:uiPriority="62"/>
+    <w:lsdException w:name="Medium Shading 1 Accent 4" w:uiPriority="63"/>
+    <w:lsdException w:name="Medium Shading 2 Accent 4" w:uiPriority="64"/>
+    <w:lsdException w:name="Medium List 1 Accent 4" w:uiPriority="65"/>
+    <w:lsdException w:name="Medium List 2 Accent 4" w:uiPriority="66"/>
+    <w:lsdException w:name="Medium Grid 1 Accent 4" w:uiPriority="67"/>
+    <w:lsdException w:name="Medium Grid 2 Accent 4" w:uiPriority="68"/>
+    <w:lsdException w:name="Medium Grid 3 Accent 4" w:uiPriority="69"/>
+    <w:lsdException w:name="Dark List Accent 4" w:uiPriority="70"/>
+    <w:lsdException w:name="Colorful Shading Accent 4" w:uiPriority="71"/>
+    <w:lsdException w:name="Colorful List Accent 4" w:uiPriority="72"/>
+    <w:lsdException w:name="Colorful Grid Accent 4" w:uiPriority="73"/>
+    <w:lsdException w:name="Light Shading Accent 5" w:uiPriority="60"/>
+    <w:lsdException w:name="Light List Accent 5" w:uiPriority="61"/>
+    <w:lsdException w:name="Light Grid Accent 5" w:uiPriority="62"/>
+    <w:lsdException w:name="Medium Shading 1 Accent 5" w:uiPriority="63"/>
+    <w:lsdException w:name="Medium Shading 2 Accent 5" w:uiPriority="64"/>
+    <w:lsdException w:name="Medium List 1 Accent 5" w:uiPriority="65"/>
+    <w:lsdException w:name="Medium List 2 Accent 5" w:uiPriority="66"/>
+    <w:lsdException w:name="Medium Grid 1 Accent 5" w:uiPriority="67"/>
+    <w:lsdException w:name="Medium Grid 2 Accent 5" w:uiPriority="68"/>
+    <w:lsdException w:name="Medium Grid 3 Accent 5" w:uiPriority="69"/>
+    <w:lsdException w:name="Dark List Accent 5" w:uiPriority="70"/>
+    <w:lsdException w:name="Colorful Shading Accent 5" w:uiPriority="71"/>
+    <w:lsdException w:name="Colorful List Accent 5" w:uiPriority="72"/>
+    <w:lsdException w:name="Colorful Grid Accent 5" w:uiPriority="73"/>
+    <w:lsdException w:name="Light Shading Accent 6" w:uiPriority="60"/>
+    <w:lsdException w:name="Light List Accent 6" w:uiPriority="61"/>
+    <w:lsdException w:name="Light Grid Accent 6" w:uiPriority="62"/>
+    <w:lsdException w:name="Medium Shading 1 Accent 6" w:uiPriority="63"/>
+    <w:lsdException w:name="Medium Shading 2 Accent 6" w:uiPriority="64"/>
+    <w:lsdException w:name="Medium List 1 Accent 6" w:uiPriority="65"/>
+    <w:lsdException w:name="Medium List 2 Accent 6" w:uiPriority="66"/>
+    <w:lsdException w:name="Medium Grid 1 Accent 6" w:uiPriority="67"/>
+    <w:lsdException w:name="Medium Grid 2 Accent 6" w:uiPriority="68"/>
+    <w:lsdException w:name="Medium Grid 3 Accent 6" w:uiPriority="69"/>
+    <w:lsdException w:name="Dark List Accent 6" w:uiPriority="70"/>
+    <w:lsdException w:name="Colorful Shading Accent 6" w:uiPriority="71"/>
+    <w:lsdException w:name="Colorful List Accent 6" w:uiPriority="72"/>
+    <w:lsdException w:name="Colorful Grid Accent 6" w:uiPriority="73"/>
+    <w:lsdException w:name="Subtle Emphasis" w:uiPriority="19" w:qFormat="1"/>
+    <w:lsdException w:name="Intense Emphasis" w:uiPriority="21" w:qFormat="1"/>
+    <w:lsdException w:name="Subtle Reference" w:uiPriority="31" w:qFormat="1"/>
+    <w:lsdException w:name="Intense Reference" w:uiPriority="32" w:qFormat="1"/>
+    <w:lsdException w:name="Book Title" w:uiPriority="33" w:qFormat="1"/>
+    <w:lsdException w:name="Bibliography" w:semiHidden="1" w:uiPriority="37" w:unhideWhenUsed="1"/>
+    <w:lsdException w:name="TOC Heading" w:semiHidden="1" w:uiPriority="39" w:unhideWhenUsed="1" w:qFormat="1"/>
+    <w:lsdException w:name="Plain Table 1" w:uiPriority="41"/>
+    <w:lsdException w:name="Plain Table 2" w:uiPriority="42"/>
+    <w:lsdException w:name="Plain Table 3" w:uiPriority="43"/>
+    <w:lsdException w:name="Plain Table 4" w:uiPriority="44"/>
+    <w:lsdException w:name="Plain Table 5" w:uiPriority="45"/>
+    <w:lsdException w:name="Grid Table Light" w:uiPriority="40"/>
+    <w:lsdException w:name="Grid Table 1 Light" w:uiPriority="46"/>
+    <w:lsdException w:name="Grid Table 2" w:uiPriority="47"/>
+    <w:lsdException w:name="Grid Table 3" w:uiPriority="48"/>
+    <w:lsdException w:name="Grid Table 4" w:uiPriority="49"/>
+    <w:lsdException w:name="Grid Table 5 Dark" w:uiPriority="50"/>
+    <w:lsdException w:name="Grid Table 6 Colorful" w:uiPriority="51"/>
+    <w:lsdException w:name="Grid Table 7 Colorful" w:uiPriority="52"/>
+    <w:lsdException w:name="Grid Table 1 Light Accent 1" w:uiPriority="46"/>
+    <w:lsdException w:name="Grid Table 2 Accent 1" w:uiPriority="47"/>
+    <w:lsdException w:name="Grid Table 3 Accent 1" w:uiPriority="48"/>
+    <w:lsdException w:name="Grid Table 4 Accent 1" w:uiPriority="49"/>
+    <w:lsdException w:name="Grid Table 5 Dark Accent 1" w:uiPriority="50"/>
+    <w:lsdException w:name="Grid Table 6 Colorful Accent 1" w:uiPriority="51"/>
+    <w:lsdException w:name="Grid Table 7 Colorful Accent 1" w:uiPriority="52"/>
+    <w:lsdException w:name="Grid Table 1 Light Accent 2" w:uiPriority="46"/>
+    <w:lsdException w:name="Grid Table 2 Accent 2" w:uiPriority="47"/>
+    <w:lsdException w:name="Grid Table 3 Accent 2" w:uiPriority="48"/>
+    <w:lsdException w:name="Grid Table 4 Accent 2" w:uiPriority="49"/>
+    <w:lsdException w:name="Grid Table 5 Dark Accent 2" w:uiPriority="50"/>
+    <w:lsdException w:name="Grid Table 6 Colorful Accent 2" w:uiPriority="51"/>
+    <w:lsdException w:name="Grid Table 7 Colorful Accent 2" w:uiPriority="52"/>
+    <w:lsdException w:name="Grid Table 1 Light Accent 3" w:uiPriority="46"/>
+    <w:lsdException w:name="Grid Table 2 Accent 3" w:uiPriority="47"/>
+    <w:lsdException w:name="Grid Table 3 Accent 3" w:uiPriority="48"/>
+    <w:lsdException w:name="Grid Table 4 Accent 3" w:uiPriority="49"/>
+    <w:lsdException w:name="Grid Table 5 Dark Accent 3" w:uiPriority="50"/>
+    <w:lsdException w:name="Grid Table 6 Colorful Accent 3" w:uiPriority="51"/>
+    <w:lsdException w:name="Grid Table 7 Colorful Accent 3" w:uiPriority="52"/>
+    <w:lsdException w:name="Grid Table 1 Light Accent 4" w:uiPriority="46"/>
+    <w:lsdException w:name="Grid Table 2 Accent 4" w:uiPriority="47"/>
+    <w:lsdException w:name="Grid Table 3 Accent 4" w:uiPriority="48"/>
+    <w:lsdException w:name="Grid Table 4 Accent 4" w:uiPriority="49"/>
+    <w:lsdException w:name="Grid Table 5 Dark Accent 4" w:uiPriority="50"/>
+    <w:lsdException w:name="Grid Table 6 Colorful Accent 4" w:uiPriority="51"/>
+    <w:lsdException w:name="Grid Table 7 Colorful Accent 4" w:uiPriority="52"/>
+    <w:lsdException w:name="Grid Table 1 Light Accent 5" w:uiPriority="46"/>
+    <w:lsdException w:name="Grid Table 2 Accent 5" w:uiPriority="47"/>
+    <w:lsdException w:name="Grid Table 3 Accent 5" w:uiPriority="48"/>
+    <w:lsdException w:name="Grid Table 4 Accent 5" w:uiPriority="49"/>
+    <w:lsdException w:name="Grid Table 5 Dark Accent 5" w:uiPriority="50"/>
+    <w:lsdException w:name="Grid Table 6 Colorful Accent 5" w:uiPriority="51"/>
+    <w:lsdException w:name="Grid Table 7 Colorful Accent 5" w:uiPriority="52"/>
+    <w:lsdException w:name="Grid Table 1 Light Accent 6" w:uiPriority="46"/>
+    <w:lsdException w:name="Grid Table 2 Accent 6" w:uiPriority="47"/>
+    <w:lsdException w:name="Grid Table 3 Accent 6" w:uiPriority="48"/>
+    <w:lsdException w:name="Grid Table 4 Accent 6" w:uiPriority="49"/>
+    <w:lsdException w:name="Grid Table 5 Dark Accent 6" w:uiPriority="50"/>
+    <w:lsdException w:name="Grid Table 6 Colorful Accent 6" w:uiPriority="51"/>
+    <w:lsdException w:name="Grid Table 7 Colorful Accent 6" w:uiPriority="52"/>
+    <w:lsdException w:name="List Table 1 Light" w:uiPriority="46"/>
+    <w:lsdException w:name="List Table 2" w:uiPriority="47"/>
+    <w:lsdException w:name="List Table 3" w:uiPriority="48"/>
+    <w:lsdException w:name="List Table 4" w:uiPriority="49"/>
+    <w:lsdException w:name="List Table 5 Dark" w:uiPriority="50"/>
+    <w:lsdException w:name="List Table 6 Colorful" w:uiPriority="51"/>
+    <w:lsdException w:name="List Table 7 Colorful" w:uiPriority="52"/>
+    <w:lsdException w:name="List Table 1 Light Accent 1" w:uiPriority="46"/>
+    <w:lsdException w:name="List Table 2 Accent 1" w:uiPriority="47"/>
+    <w:lsdException w:name="List Table 3 Accent 1" w:uiPriority="48"/>
+    <w:lsdException w:name="List Table 4 Accent 1" w:uiPriority="49"/>
+    <w:lsdException w:name="List Table 5 Dark Accent 1" w:uiPriority="50"/>
+    <w:lsdException w:name="List Table 6 Colorful Accent 1" w:uiPriority="51"/>
+    <w:lsdException w:name="List Table 7 Colorful Accent 1" w:uiPriority="52"/>
+    <w:lsdException w:name="List Table 1 Light Accent 2" w:uiPriority="46"/>
+    <w:lsdException w:name="List Table 2 Accent 2" w:uiPriority="47"/>
+    <w:lsdException w:name="List Table 3 Accent 2" w:uiPriority="48"/>
+    <w:lsdException w:name="List Table 4 Accent 2" w:uiPriority="49"/>
+    <w:lsdException w:name="List Table 5 Dark Accent 2" w:uiPriority="50"/>
+    <w:lsdException w:name="List Table 6 Colorful Accent 2" w:uiPriority="51"/>
+    <w:lsdException w:name="List Table 7 Colorful Accent 2" w:uiPriority="52"/>
+    <w:lsdException w:name="List Table 1 Light Accent 3" w:uiPriority="46"/>
+    <w:lsdException w:name="List Table 2 Accent 3" w:uiPriority="47"/>
+    <w:lsdException w:name="List Table 3 Accent 3" w:uiPriority="48"/>
+    <w:lsdException w:name="List Table 4 Accent 3" w:uiPriority="49"/>
+    <w:lsdException w:name="List Table 5 Dark Accent 3" w:uiPriority="50"/>
+    <w:lsdException w:name="List Table 6 Colorful Accent 3" w:uiPriority="51"/>
+    <w:lsdException w:name="List Table 7 Colorful Accent 3" w:uiPriority="52"/>
+    <w:lsdException w:name="List Table 1 Light Accent 4" w:uiPriority="46"/>
+    <w:lsdException w:name="List Table 2 Accent 4" w:uiPriority="47"/>
+    <w:lsdException w:name="List Table 3 Accent 4" w:uiPriority="48"/>
+    <w:lsdException w:name="List Table 4 Accent 4" w:uiPriority="49"/>
+    <w:lsdException w:name="List Table 5 Dark Accent 4" w:uiPriority="50"/>
+    <w:lsdException w:name="List Table 6 Colorful Accent 4" w:uiPriority="51"/>
+    <w:lsdException w:name="List Table 7 Colorful Accent 4" w:uiPriority="52"/>
+    <w:lsdException w:name="List Table 1 Light Accent 5" w:uiPriority="46"/>
+    <w:lsdException w:name="List Table 2 Accent 5" w:uiPriority="47"/>
+    <w:lsdException w:name="List Table 3 Accent 5" w:uiPriority="48"/>
+    <w:lsdException w:name="List Table 4 Accent 5" w:uiPriority="49"/>
+    <w:lsdException w:name="List Table 5 Dark Accent 5" w:uiPriority="50"/>
+    <w:lsdException w:name="List Table 6 Colorful Accent 5" w:uiPriority="51"/>
+    <w:lsdException w:name="List Table 7 Colorful Accent 5" w:uiPriority="52"/>
+    <w:lsdException w:name="List Table 1 Light Accent 6" w:uiPriority="46"/>
+    <w:lsdException w:name="List Table 2 Accent 6" w:uiPriority="47"/>
+    <w:lsdException w:name="List Table 3 Accent 6" w:uiPriority="48"/>
+    <w:lsdException w:name="List Table 4 Accent 6" w:uiPriority="49"/>
+    <w:lsdException w:name="List Table 5 Dark Accent 6" w:uiPriority="50"/>
+    <w:lsdException w:name="List Table 6 Colorful Accent 6" w:uiPriority="51"/>
+    <w:lsdException w:name="List Table 7 Colorful Accent 6" w:uiPriority="52"/>
+    <w:lsdException w:name="Mention" w:semiHidden="1" w:unhideWhenUsed="1"/>
+    <w:lsdException w:name="Smart Hyperlink" w:semiHidden="1" w:unhideWhenUsed="1"/>
+    <w:lsdException w:name="Hashtag" w:semiHidden="1" w:unhideWhenUsed="1"/>
+    <w:lsdException w:name="Unresolved Mention" w:semiHidden="1" w:unhideWhenUsed="1"/>
+    <w:lsdException w:name="Smart Link" w:semiHidden="1" w:unhideWhenUsed="1"/>
   </w:latentStyles>
   <w:style w:type="paragraph" w:default="1" w:styleId="Normal">
     <w:name w:val="Normal"/>
@@ -4249,6 +4332,7 @@
   <w:style w:type="character" w:default="1" w:styleId="DefaultParagraphFont">
     <w:name w:val="Default Paragraph Font"/>
     <w:uiPriority w:val="1"/>
+    <w:semiHidden/>
     <w:unhideWhenUsed/>
   </w:style>
   <w:style w:type="table" w:default="1" w:styleId="TableNormal">
@@ -4256,7 +4340,6 @@
     <w:uiPriority w:val="99"/>
     <w:semiHidden/>
     <w:unhideWhenUsed/>
-    <w:qFormat/>
     <w:tblPr>
       <w:tblInd w:w="0" w:type="dxa"/>
       <w:tblCellMar>
